--- a/2-Data_Analysis/EDA/Memoria EDA_Social Media Addiction_OFG.docx
+++ b/2-Data_Analysis/EDA/Memoria EDA_Social Media Addiction_OFG.docx
@@ -710,88 +710,6 @@
       </w:pPr>
       <w:r>
         <w:rPr/>
-        <w:t>Distribución de Clases</w:t>
-      </w:r>
-    </w:p>
-    <w:p>
-      <w:pPr>
-        <w:pStyle w:val="Normal"/>
-        <w:bidi w:val="0"/>
-        <w:jc w:val="start"/>
-        <w:rPr/>
-      </w:pPr>
-      <w:r>
-        <w:rPr/>
-        <w:t>728 Baja</w:t>
-      </w:r>
-    </w:p>
-    <w:p>
-      <w:pPr>
-        <w:pStyle w:val="Normal"/>
-        <w:bidi w:val="0"/>
-        <w:jc w:val="start"/>
-        <w:rPr/>
-      </w:pPr>
-      <w:r>
-        <w:rPr/>
-        <w:t>259 Moderada</w:t>
-      </w:r>
-    </w:p>
-    <w:p>
-      <w:pPr>
-        <w:pStyle w:val="Normal"/>
-        <w:bidi w:val="0"/>
-        <w:jc w:val="start"/>
-        <w:rPr/>
-      </w:pPr>
-      <w:r>
-        <w:rPr/>
-        <w:t>42 Alta</w:t>
-      </w:r>
-    </w:p>
-    <w:p>
-      <w:pPr>
-        <w:pStyle w:val="Normal"/>
-        <w:bidi w:val="0"/>
-        <w:jc w:val="start"/>
-        <w:rPr/>
-      </w:pPr>
-      <w:r>
-        <w:rPr/>
-      </w:r>
-    </w:p>
-    <w:p>
-      <w:pPr>
-        <w:pStyle w:val="Normal"/>
-        <w:bidi w:val="0"/>
-        <w:jc w:val="start"/>
-        <w:rPr/>
-      </w:pPr>
-      <w:r>
-        <w:rPr/>
-        <w:t>Esto implica un fuerte desequilibrio, relevante para modelos predictivos.</w:t>
-      </w:r>
-    </w:p>
-    <w:p>
-      <w:pPr>
-        <w:pStyle w:val="Normal"/>
-        <w:bidi w:val="0"/>
-        <w:jc w:val="start"/>
-        <w:rPr/>
-      </w:pPr>
-      <w:r>
-        <w:rPr/>
-      </w:r>
-    </w:p>
-    <w:p>
-      <w:pPr>
-        <w:pStyle w:val="Normal"/>
-        <w:bidi w:val="0"/>
-        <w:jc w:val="start"/>
-        <w:rPr/>
-      </w:pPr>
-      <w:r>
-        <w:rPr/>
       </w:r>
     </w:p>
     <w:p>
@@ -1379,6 +1297,10 @@
     <w:p>
       <w:pPr>
         <w:pStyle w:val="Normal"/>
+        <w:numPr>
+          <w:ilvl w:val="0"/>
+          <w:numId w:val="13"/>
+        </w:numPr>
         <w:bidi w:val="0"/>
         <w:jc w:val="start"/>
         <w:rPr/>
@@ -1391,6 +1313,10 @@
     <w:p>
       <w:pPr>
         <w:pStyle w:val="Normal"/>
+        <w:numPr>
+          <w:ilvl w:val="0"/>
+          <w:numId w:val="13"/>
+        </w:numPr>
         <w:bidi w:val="0"/>
         <w:jc w:val="start"/>
         <w:rPr/>
@@ -1403,6 +1329,10 @@
     <w:p>
       <w:pPr>
         <w:pStyle w:val="Normal"/>
+        <w:numPr>
+          <w:ilvl w:val="0"/>
+          <w:numId w:val="13"/>
+        </w:numPr>
         <w:bidi w:val="0"/>
         <w:jc w:val="start"/>
         <w:rPr/>
@@ -1438,6 +1368,10 @@
     <w:p>
       <w:pPr>
         <w:pStyle w:val="Normal"/>
+        <w:numPr>
+          <w:ilvl w:val="0"/>
+          <w:numId w:val="14"/>
+        </w:numPr>
         <w:bidi w:val="0"/>
         <w:jc w:val="start"/>
         <w:rPr/>
@@ -1450,6 +1384,10 @@
     <w:p>
       <w:pPr>
         <w:pStyle w:val="Normal"/>
+        <w:numPr>
+          <w:ilvl w:val="0"/>
+          <w:numId w:val="14"/>
+        </w:numPr>
         <w:bidi w:val="0"/>
         <w:jc w:val="start"/>
         <w:rPr/>
@@ -1462,6 +1400,10 @@
     <w:p>
       <w:pPr>
         <w:pStyle w:val="Normal"/>
+        <w:numPr>
+          <w:ilvl w:val="0"/>
+          <w:numId w:val="14"/>
+        </w:numPr>
         <w:bidi w:val="0"/>
         <w:jc w:val="start"/>
         <w:rPr/>
@@ -1469,6 +1411,88 @@
       <w:r>
         <w:rPr/>
         <w:t>Si la distribución demográfica influye en la adicción</w:t>
+      </w:r>
+    </w:p>
+    <w:p>
+      <w:pPr>
+        <w:pStyle w:val="Normal"/>
+        <w:bidi w:val="0"/>
+        <w:jc w:val="start"/>
+        <w:rPr/>
+      </w:pPr>
+      <w:r>
+        <w:rPr/>
+      </w:r>
+    </w:p>
+    <w:p>
+      <w:pPr>
+        <w:pStyle w:val="Normal"/>
+        <w:bidi w:val="0"/>
+        <w:jc w:val="start"/>
+        <w:rPr/>
+      </w:pPr>
+      <w:r>
+        <w:rPr/>
+        <w:t>Distribución de Clases</w:t>
+      </w:r>
+    </w:p>
+    <w:p>
+      <w:pPr>
+        <w:pStyle w:val="Normal"/>
+        <w:bidi w:val="0"/>
+        <w:jc w:val="start"/>
+        <w:rPr/>
+      </w:pPr>
+      <w:r>
+        <w:rPr/>
+        <w:t>728 Baja</w:t>
+      </w:r>
+    </w:p>
+    <w:p>
+      <w:pPr>
+        <w:pStyle w:val="Normal"/>
+        <w:bidi w:val="0"/>
+        <w:jc w:val="start"/>
+        <w:rPr/>
+      </w:pPr>
+      <w:r>
+        <w:rPr/>
+        <w:t>259 Moderada</w:t>
+      </w:r>
+    </w:p>
+    <w:p>
+      <w:pPr>
+        <w:pStyle w:val="Normal"/>
+        <w:bidi w:val="0"/>
+        <w:jc w:val="start"/>
+        <w:rPr/>
+      </w:pPr>
+      <w:r>
+        <w:rPr/>
+        <w:t>42 Alta</w:t>
+      </w:r>
+    </w:p>
+    <w:p>
+      <w:pPr>
+        <w:pStyle w:val="Normal"/>
+        <w:bidi w:val="0"/>
+        <w:jc w:val="start"/>
+        <w:rPr/>
+      </w:pPr>
+      <w:r>
+        <w:rPr/>
+      </w:r>
+    </w:p>
+    <w:p>
+      <w:pPr>
+        <w:pStyle w:val="Normal"/>
+        <w:bidi w:val="0"/>
+        <w:jc w:val="start"/>
+        <w:rPr/>
+      </w:pPr>
+      <w:r>
+        <w:rPr/>
+        <w:t>Esto implica un fuerte desequilibrio, relevante para modelos predictivos.</w:t>
       </w:r>
     </w:p>
     <w:p>
@@ -1549,6 +1573,10 @@
     <w:p>
       <w:pPr>
         <w:pStyle w:val="Normal"/>
+        <w:numPr>
+          <w:ilvl w:val="0"/>
+          <w:numId w:val="15"/>
+        </w:numPr>
         <w:bidi w:val="0"/>
         <w:jc w:val="start"/>
         <w:rPr/>
@@ -1561,17 +1589,10 @@
     <w:p>
       <w:pPr>
         <w:pStyle w:val="Normal"/>
-        <w:bidi w:val="0"/>
-        <w:jc w:val="start"/>
-        <w:rPr/>
-      </w:pPr>
-      <w:r>
-        <w:rPr/>
-      </w:r>
-    </w:p>
-    <w:p>
-      <w:pPr>
-        <w:pStyle w:val="Normal"/>
+        <w:numPr>
+          <w:ilvl w:val="0"/>
+          <w:numId w:val="15"/>
+        </w:numPr>
         <w:bidi w:val="0"/>
         <w:jc w:val="start"/>
         <w:rPr/>
@@ -1584,6 +1605,10 @@
     <w:p>
       <w:pPr>
         <w:pStyle w:val="Normal"/>
+        <w:numPr>
+          <w:ilvl w:val="0"/>
+          <w:numId w:val="15"/>
+        </w:numPr>
         <w:bidi w:val="0"/>
         <w:jc w:val="start"/>
         <w:rPr/>
@@ -1596,6 +1621,10 @@
     <w:p>
       <w:pPr>
         <w:pStyle w:val="Normal"/>
+        <w:numPr>
+          <w:ilvl w:val="0"/>
+          <w:numId w:val="15"/>
+        </w:numPr>
         <w:bidi w:val="0"/>
         <w:jc w:val="start"/>
         <w:rPr/>
@@ -1631,6 +1660,10 @@
     <w:p>
       <w:pPr>
         <w:pStyle w:val="Normal"/>
+        <w:numPr>
+          <w:ilvl w:val="0"/>
+          <w:numId w:val="16"/>
+        </w:numPr>
         <w:bidi w:val="0"/>
         <w:jc w:val="start"/>
         <w:rPr/>
@@ -1643,6 +1676,10 @@
     <w:p>
       <w:pPr>
         <w:pStyle w:val="Normal"/>
+        <w:numPr>
+          <w:ilvl w:val="0"/>
+          <w:numId w:val="16"/>
+        </w:numPr>
         <w:bidi w:val="0"/>
         <w:jc w:val="start"/>
         <w:rPr/>
@@ -1655,6 +1692,10 @@
     <w:p>
       <w:pPr>
         <w:pStyle w:val="Normal"/>
+        <w:numPr>
+          <w:ilvl w:val="0"/>
+          <w:numId w:val="16"/>
+        </w:numPr>
         <w:bidi w:val="0"/>
         <w:jc w:val="start"/>
         <w:rPr/>
@@ -1662,17 +1703,6 @@
       <w:r>
         <w:rPr/>
         <w:t>Ítems débiles (correlaciones bajas)</w:t>
-      </w:r>
-    </w:p>
-    <w:p>
-      <w:pPr>
-        <w:pStyle w:val="Normal"/>
-        <w:bidi w:val="0"/>
-        <w:jc w:val="start"/>
-        <w:rPr/>
-      </w:pPr>
-      <w:r>
-        <w:rPr/>
       </w:r>
     </w:p>
     <w:p>
@@ -1751,6 +1781,10 @@
     <w:p>
       <w:pPr>
         <w:pStyle w:val="Normal"/>
+        <w:numPr>
+          <w:ilvl w:val="0"/>
+          <w:numId w:val="17"/>
+        </w:numPr>
         <w:bidi w:val="0"/>
         <w:jc w:val="start"/>
         <w:rPr/>
@@ -1763,6 +1797,10 @@
     <w:p>
       <w:pPr>
         <w:pStyle w:val="Normal"/>
+        <w:numPr>
+          <w:ilvl w:val="0"/>
+          <w:numId w:val="17"/>
+        </w:numPr>
         <w:bidi w:val="0"/>
         <w:jc w:val="start"/>
         <w:rPr/>
@@ -1775,6 +1813,10 @@
     <w:p>
       <w:pPr>
         <w:pStyle w:val="Normal"/>
+        <w:numPr>
+          <w:ilvl w:val="0"/>
+          <w:numId w:val="17"/>
+        </w:numPr>
         <w:bidi w:val="0"/>
         <w:jc w:val="start"/>
         <w:rPr/>
@@ -1787,6 +1829,10 @@
     <w:p>
       <w:pPr>
         <w:pStyle w:val="Normal"/>
+        <w:numPr>
+          <w:ilvl w:val="0"/>
+          <w:numId w:val="17"/>
+        </w:numPr>
         <w:bidi w:val="0"/>
         <w:jc w:val="start"/>
         <w:rPr/>
@@ -1822,6 +1868,10 @@
     <w:p>
       <w:pPr>
         <w:pStyle w:val="Normal"/>
+        <w:numPr>
+          <w:ilvl w:val="0"/>
+          <w:numId w:val="18"/>
+        </w:numPr>
         <w:bidi w:val="0"/>
         <w:jc w:val="start"/>
         <w:rPr/>
@@ -1834,6 +1884,10 @@
     <w:p>
       <w:pPr>
         <w:pStyle w:val="Normal"/>
+        <w:numPr>
+          <w:ilvl w:val="0"/>
+          <w:numId w:val="18"/>
+        </w:numPr>
         <w:bidi w:val="0"/>
         <w:jc w:val="start"/>
         <w:rPr/>
@@ -1846,6 +1900,10 @@
     <w:p>
       <w:pPr>
         <w:pStyle w:val="Normal"/>
+        <w:numPr>
+          <w:ilvl w:val="0"/>
+          <w:numId w:val="18"/>
+        </w:numPr>
         <w:bidi w:val="0"/>
         <w:jc w:val="start"/>
         <w:rPr/>
@@ -1942,6 +2000,10 @@
     <w:p>
       <w:pPr>
         <w:pStyle w:val="Normal"/>
+        <w:numPr>
+          <w:ilvl w:val="0"/>
+          <w:numId w:val="19"/>
+        </w:numPr>
         <w:bidi w:val="0"/>
         <w:jc w:val="start"/>
         <w:rPr/>
@@ -1954,6 +2016,10 @@
     <w:p>
       <w:pPr>
         <w:pStyle w:val="Normal"/>
+        <w:numPr>
+          <w:ilvl w:val="0"/>
+          <w:numId w:val="19"/>
+        </w:numPr>
         <w:bidi w:val="0"/>
         <w:jc w:val="start"/>
         <w:rPr/>
@@ -1966,6 +2032,10 @@
     <w:p>
       <w:pPr>
         <w:pStyle w:val="Normal"/>
+        <w:numPr>
+          <w:ilvl w:val="0"/>
+          <w:numId w:val="19"/>
+        </w:numPr>
         <w:bidi w:val="0"/>
         <w:jc w:val="start"/>
         <w:rPr/>
@@ -2001,6 +2071,10 @@
     <w:p>
       <w:pPr>
         <w:pStyle w:val="Normal"/>
+        <w:numPr>
+          <w:ilvl w:val="0"/>
+          <w:numId w:val="20"/>
+        </w:numPr>
         <w:bidi w:val="0"/>
         <w:jc w:val="start"/>
         <w:rPr/>
@@ -2013,6 +2087,10 @@
     <w:p>
       <w:pPr>
         <w:pStyle w:val="Normal"/>
+        <w:numPr>
+          <w:ilvl w:val="0"/>
+          <w:numId w:val="20"/>
+        </w:numPr>
         <w:bidi w:val="0"/>
         <w:jc w:val="start"/>
         <w:rPr/>
@@ -2025,6 +2103,10 @@
     <w:p>
       <w:pPr>
         <w:pStyle w:val="Normal"/>
+        <w:numPr>
+          <w:ilvl w:val="0"/>
+          <w:numId w:val="20"/>
+        </w:numPr>
         <w:bidi w:val="0"/>
         <w:jc w:val="start"/>
         <w:rPr/>
@@ -2110,6 +2192,10 @@
     <w:p>
       <w:pPr>
         <w:pStyle w:val="Normal"/>
+        <w:numPr>
+          <w:ilvl w:val="0"/>
+          <w:numId w:val="21"/>
+        </w:numPr>
         <w:bidi w:val="0"/>
         <w:jc w:val="start"/>
         <w:rPr/>
@@ -2122,6 +2208,10 @@
     <w:p>
       <w:pPr>
         <w:pStyle w:val="Normal"/>
+        <w:numPr>
+          <w:ilvl w:val="0"/>
+          <w:numId w:val="21"/>
+        </w:numPr>
         <w:bidi w:val="0"/>
         <w:jc w:val="start"/>
         <w:rPr/>
@@ -2134,17 +2224,10 @@
     <w:p>
       <w:pPr>
         <w:pStyle w:val="Normal"/>
-        <w:bidi w:val="0"/>
-        <w:jc w:val="start"/>
-        <w:rPr/>
-      </w:pPr>
-      <w:r>
-        <w:rPr/>
-      </w:r>
-    </w:p>
-    <w:p>
-      <w:pPr>
-        <w:pStyle w:val="Normal"/>
+        <w:numPr>
+          <w:ilvl w:val="0"/>
+          <w:numId w:val="21"/>
+        </w:numPr>
         <w:bidi w:val="0"/>
         <w:jc w:val="start"/>
         <w:rPr/>
@@ -2180,6 +2263,10 @@
     <w:p>
       <w:pPr>
         <w:pStyle w:val="Normal"/>
+        <w:numPr>
+          <w:ilvl w:val="0"/>
+          <w:numId w:val="22"/>
+        </w:numPr>
         <w:bidi w:val="0"/>
         <w:jc w:val="start"/>
         <w:rPr/>
@@ -2192,6 +2279,10 @@
     <w:p>
       <w:pPr>
         <w:pStyle w:val="Normal"/>
+        <w:numPr>
+          <w:ilvl w:val="0"/>
+          <w:numId w:val="22"/>
+        </w:numPr>
         <w:bidi w:val="0"/>
         <w:jc w:val="start"/>
         <w:rPr/>
@@ -2204,6 +2295,10 @@
     <w:p>
       <w:pPr>
         <w:pStyle w:val="Normal"/>
+        <w:numPr>
+          <w:ilvl w:val="0"/>
+          <w:numId w:val="22"/>
+        </w:numPr>
         <w:bidi w:val="0"/>
         <w:jc w:val="start"/>
         <w:rPr/>
@@ -2289,6 +2384,10 @@
     <w:p>
       <w:pPr>
         <w:pStyle w:val="Normal"/>
+        <w:numPr>
+          <w:ilvl w:val="0"/>
+          <w:numId w:val="23"/>
+        </w:numPr>
         <w:bidi w:val="0"/>
         <w:jc w:val="start"/>
         <w:rPr/>
@@ -2301,6 +2400,10 @@
     <w:p>
       <w:pPr>
         <w:pStyle w:val="Normal"/>
+        <w:numPr>
+          <w:ilvl w:val="0"/>
+          <w:numId w:val="23"/>
+        </w:numPr>
         <w:bidi w:val="0"/>
         <w:jc w:val="start"/>
         <w:rPr/>
@@ -2359,6 +2462,10 @@
     <w:p>
       <w:pPr>
         <w:pStyle w:val="Normal"/>
+        <w:numPr>
+          <w:ilvl w:val="0"/>
+          <w:numId w:val="24"/>
+        </w:numPr>
         <w:bidi w:val="0"/>
         <w:jc w:val="start"/>
         <w:rPr/>
@@ -2371,6 +2478,10 @@
     <w:p>
       <w:pPr>
         <w:pStyle w:val="Normal"/>
+        <w:numPr>
+          <w:ilvl w:val="0"/>
+          <w:numId w:val="24"/>
+        </w:numPr>
         <w:bidi w:val="0"/>
         <w:jc w:val="start"/>
         <w:rPr/>
@@ -3816,10 +3927,16 @@
         <w:pStyle w:val="Normal"/>
         <w:bidi w:val="0"/>
         <w:jc w:val="start"/>
-        <w:rPr/>
-      </w:pPr>
-      <w:r>
-        <w:rPr/>
+        <w:rPr>
+          <w:i/>
+          <w:iCs/>
+        </w:rPr>
+      </w:pPr>
+      <w:r>
+        <w:rPr>
+          <w:i/>
+          <w:iCs/>
+        </w:rPr>
         <w:t>Correlación ítem-total:</w:t>
       </w:r>
     </w:p>
@@ -3890,8 +4007,15 @@
         <w:rPr/>
       </w:pPr>
       <w:r>
-        <w:rPr/>
-        <w:t>Análisis Ítem por Ítem: Estadísticos descriptivos</w:t>
+        <w:rPr>
+          <w:i/>
+          <w:iCs/>
+        </w:rPr>
+        <w:t>Análisis Ítem por Ítem</w:t>
+      </w:r>
+      <w:r>
+        <w:rPr/>
+        <w:t>: Estadísticos descriptivos</w:t>
       </w:r>
     </w:p>
     <w:p>
@@ -3939,7 +4063,25 @@
       </w:pPr>
       <w:r>
         <w:rPr/>
-        <w:t>Distribución: algunos ítems muestran ligera inclinación hacia valores altos (4–5).</w:t>
+      </w:r>
+    </w:p>
+    <w:p>
+      <w:pPr>
+        <w:pStyle w:val="Normal"/>
+        <w:bidi w:val="0"/>
+        <w:jc w:val="start"/>
+        <w:rPr/>
+      </w:pPr>
+      <w:r>
+        <w:rPr>
+          <w:i/>
+          <w:iCs/>
+        </w:rPr>
+        <w:t>Distribución</w:t>
+      </w:r>
+      <w:r>
+        <w:rPr/>
+        <w:t>: algunos ítems muestran ligera inclinación hacia valores altos (4–5).</w:t>
       </w:r>
     </w:p>
     <w:p>
@@ -4193,11 +4335,13 @@
       </w:r>
     </w:p>
     <w:sectPr>
-      <w:footerReference w:type="even" r:id="rId2"/>
-      <w:footerReference w:type="default" r:id="rId3"/>
+      <w:headerReference w:type="even" r:id="rId2"/>
+      <w:headerReference w:type="default" r:id="rId3"/>
+      <w:footerReference w:type="even" r:id="rId4"/>
+      <w:footerReference w:type="default" r:id="rId5"/>
       <w:type w:val="nextPage"/>
       <w:pgSz w:w="11906" w:h="16838"/>
-      <w:pgMar w:left="1134" w:right="1134" w:gutter="0" w:header="0" w:top="1134" w:footer="1134" w:bottom="1693"/>
+      <w:pgMar w:left="1134" w:right="1134" w:gutter="0" w:header="1134" w:top="1693" w:footer="1134" w:bottom="1693"/>
       <w:pgNumType w:fmt="decimal"/>
       <w:formProt w:val="false"/>
       <w:textDirection w:val="lrTb"/>
@@ -4212,8 +4356,7 @@
   <w:p>
     <w:pPr>
       <w:pStyle w:val="Footer"/>
-      <w:bidi w:val="0"/>
-      <w:jc w:val="start"/>
+      <w:jc w:val="end"/>
       <w:rPr/>
     </w:pPr>
     <w:bookmarkStart w:id="0" w:name="PageNumWizard_FOOTER_Estilo_de_página_pr"/>
@@ -4231,7 +4374,7 @@
     </w:r>
     <w:r>
       <w:rPr/>
-      <w:t>6</w:t>
+      <w:t>8</w:t>
     </w:r>
     <w:r>
       <w:rPr/>
@@ -4259,13 +4402,23 @@
     </w:r>
     <w:r>
       <w:rPr/>
-      <w:t>7</w:t>
+      <w:t>8</w:t>
     </w:r>
     <w:r>
       <w:rPr/>
       <w:fldChar w:fldCharType="end"/>
     </w:r>
     <w:bookmarkEnd w:id="0"/>
+  </w:p>
+  <w:p>
+    <w:pPr>
+      <w:pStyle w:val="Footer"/>
+      <w:jc w:val="center"/>
+      <w:rPr/>
+    </w:pPr>
+    <w:r>
+      <w:rPr/>
+    </w:r>
   </w:p>
 </w:ftr>
 </file>
@@ -4275,8 +4428,7 @@
   <w:p>
     <w:pPr>
       <w:pStyle w:val="Footer"/>
-      <w:bidi w:val="0"/>
-      <w:jc w:val="end"/>
+      <w:jc w:val="start"/>
       <w:rPr/>
     </w:pPr>
     <w:bookmarkStart w:id="1" w:name="PageNumWizard_FOOTER_Estilo_de_página_p1"/>
@@ -4294,7 +4446,7 @@
     </w:r>
     <w:r>
       <w:rPr/>
-      <w:t>7</w:t>
+      <w:t>5</w:t>
     </w:r>
     <w:r>
       <w:rPr/>
@@ -4322,7 +4474,7 @@
     </w:r>
     <w:r>
       <w:rPr/>
-      <w:t>7</w:t>
+      <w:t>8</w:t>
     </w:r>
     <w:r>
       <w:rPr/>
@@ -4333,6 +4485,36 @@
 </w:ftr>
 </file>
 
+<file path=word/header1.xml><?xml version="1.0" encoding="utf-8"?>
+<w:hdr xmlns:o="urn:schemas-microsoft-com:office:office" xmlns:r="http://schemas.openxmlformats.org/officeDocument/2006/relationships" xmlns:v="urn:schemas-microsoft-com:vml" xmlns:w="http://schemas.openxmlformats.org/wordprocessingml/2006/main" xmlns:w10="urn:schemas-microsoft-com:office:word" xmlns:wp="http://schemas.openxmlformats.org/drawingml/2006/wordprocessingDrawing" xmlns:pic="http://schemas.openxmlformats.org/drawingml/2006/picture" xmlns:wps="http://schemas.microsoft.com/office/word/2010/wordprocessingShape" xmlns:wpg="http://schemas.microsoft.com/office/word/2010/wordprocessingGroup" xmlns:mc="http://schemas.openxmlformats.org/markup-compatibility/2006" xmlns:wp14="http://schemas.microsoft.com/office/word/2010/wordprocessingDrawing" xmlns:w14="http://schemas.microsoft.com/office/word/2010/wordml" xmlns:w15="http://schemas.microsoft.com/office/word/2012/wordml" mc:Ignorable="w14 wp14 w15">
+  <w:p>
+    <w:pPr>
+      <w:pStyle w:val="Header"/>
+      <w:jc w:val="end"/>
+      <w:rPr/>
+    </w:pPr>
+    <w:r>
+      <w:rPr/>
+    </w:r>
+  </w:p>
+</w:hdr>
+</file>
+
+<file path=word/header2.xml><?xml version="1.0" encoding="utf-8"?>
+<w:hdr xmlns:o="urn:schemas-microsoft-com:office:office" xmlns:r="http://schemas.openxmlformats.org/officeDocument/2006/relationships" xmlns:v="urn:schemas-microsoft-com:vml" xmlns:w="http://schemas.openxmlformats.org/wordprocessingml/2006/main" xmlns:w10="urn:schemas-microsoft-com:office:word" xmlns:wp="http://schemas.openxmlformats.org/drawingml/2006/wordprocessingDrawing" xmlns:pic="http://schemas.openxmlformats.org/drawingml/2006/picture" xmlns:wps="http://schemas.microsoft.com/office/word/2010/wordprocessingShape" xmlns:wpg="http://schemas.microsoft.com/office/word/2010/wordprocessingGroup" xmlns:mc="http://schemas.openxmlformats.org/markup-compatibility/2006" xmlns:wp14="http://schemas.microsoft.com/office/word/2010/wordprocessingDrawing" xmlns:w14="http://schemas.microsoft.com/office/word/2010/wordml" xmlns:w15="http://schemas.microsoft.com/office/word/2012/wordml" mc:Ignorable="w14 wp14 w15">
+  <w:p>
+    <w:pPr>
+      <w:pStyle w:val="Header"/>
+      <w:jc w:val="end"/>
+      <w:rPr/>
+    </w:pPr>
+    <w:r>
+      <w:rPr/>
+    </w:r>
+  </w:p>
+</w:hdr>
+</file>
+
 <file path=word/numbering.xml><?xml version="1.0" encoding="utf-8"?>
 <w:numbering xmlns:w="http://schemas.openxmlformats.org/wordprocessingml/2006/main" xmlns:o="urn:schemas-microsoft-com:office:office" xmlns:r="http://schemas.openxmlformats.org/officeDocument/2006/relationships" xmlns:v="urn:schemas-microsoft-com:vml" xmlns:mc="http://schemas.openxmlformats.org/markup-compatibility/2006" xmlns:w14="http://schemas.microsoft.com/office/word/2010/wordml" mc:Ignorable="w14">
   <w:abstractNum w:abstractNumId="1">
@@ -5980,6 +6162,1634 @@
     </w:lvl>
   </w:abstractNum>
   <w:abstractNum w:abstractNumId="13">
+    <w:lvl w:ilvl="0">
+      <w:start w:val="1"/>
+      <w:numFmt w:val="bullet"/>
+      <w:lvlText w:val="-"/>
+      <w:lvlJc w:val="start"/>
+      <w:pPr>
+        <w:tabs>
+          <w:tab w:val="num" w:pos="720"/>
+        </w:tabs>
+        <w:ind w:start="720" w:hanging="360"/>
+      </w:pPr>
+      <w:rPr>
+        <w:rFonts w:ascii="OpenSymbol" w:hAnsi="OpenSymbol" w:cs="OpenSymbol" w:hint="default"/>
+      </w:rPr>
+    </w:lvl>
+    <w:lvl w:ilvl="1">
+      <w:start w:val="1"/>
+      <w:numFmt w:val="bullet"/>
+      <w:lvlText w:val="-"/>
+      <w:lvlJc w:val="start"/>
+      <w:pPr>
+        <w:tabs>
+          <w:tab w:val="num" w:pos="1080"/>
+        </w:tabs>
+        <w:ind w:start="1080" w:hanging="360"/>
+      </w:pPr>
+      <w:rPr>
+        <w:rFonts w:ascii="OpenSymbol" w:hAnsi="OpenSymbol" w:cs="OpenSymbol" w:hint="default"/>
+      </w:rPr>
+    </w:lvl>
+    <w:lvl w:ilvl="2">
+      <w:start w:val="1"/>
+      <w:numFmt w:val="bullet"/>
+      <w:lvlText w:val="-"/>
+      <w:lvlJc w:val="start"/>
+      <w:pPr>
+        <w:tabs>
+          <w:tab w:val="num" w:pos="1440"/>
+        </w:tabs>
+        <w:ind w:start="1440" w:hanging="360"/>
+      </w:pPr>
+      <w:rPr>
+        <w:rFonts w:ascii="OpenSymbol" w:hAnsi="OpenSymbol" w:cs="OpenSymbol" w:hint="default"/>
+      </w:rPr>
+    </w:lvl>
+    <w:lvl w:ilvl="3">
+      <w:start w:val="1"/>
+      <w:numFmt w:val="bullet"/>
+      <w:lvlText w:val="-"/>
+      <w:lvlJc w:val="start"/>
+      <w:pPr>
+        <w:tabs>
+          <w:tab w:val="num" w:pos="1800"/>
+        </w:tabs>
+        <w:ind w:start="1800" w:hanging="360"/>
+      </w:pPr>
+      <w:rPr>
+        <w:rFonts w:ascii="OpenSymbol" w:hAnsi="OpenSymbol" w:cs="OpenSymbol" w:hint="default"/>
+      </w:rPr>
+    </w:lvl>
+    <w:lvl w:ilvl="4">
+      <w:start w:val="1"/>
+      <w:numFmt w:val="bullet"/>
+      <w:lvlText w:val="-"/>
+      <w:lvlJc w:val="start"/>
+      <w:pPr>
+        <w:tabs>
+          <w:tab w:val="num" w:pos="2160"/>
+        </w:tabs>
+        <w:ind w:start="2160" w:hanging="360"/>
+      </w:pPr>
+      <w:rPr>
+        <w:rFonts w:ascii="OpenSymbol" w:hAnsi="OpenSymbol" w:cs="OpenSymbol" w:hint="default"/>
+      </w:rPr>
+    </w:lvl>
+    <w:lvl w:ilvl="5">
+      <w:start w:val="1"/>
+      <w:numFmt w:val="bullet"/>
+      <w:lvlText w:val="-"/>
+      <w:lvlJc w:val="start"/>
+      <w:pPr>
+        <w:tabs>
+          <w:tab w:val="num" w:pos="2520"/>
+        </w:tabs>
+        <w:ind w:start="2520" w:hanging="360"/>
+      </w:pPr>
+      <w:rPr>
+        <w:rFonts w:ascii="OpenSymbol" w:hAnsi="OpenSymbol" w:cs="OpenSymbol" w:hint="default"/>
+      </w:rPr>
+    </w:lvl>
+    <w:lvl w:ilvl="6">
+      <w:start w:val="1"/>
+      <w:numFmt w:val="bullet"/>
+      <w:lvlText w:val="-"/>
+      <w:lvlJc w:val="start"/>
+      <w:pPr>
+        <w:tabs>
+          <w:tab w:val="num" w:pos="2880"/>
+        </w:tabs>
+        <w:ind w:start="2880" w:hanging="360"/>
+      </w:pPr>
+      <w:rPr>
+        <w:rFonts w:ascii="OpenSymbol" w:hAnsi="OpenSymbol" w:cs="OpenSymbol" w:hint="default"/>
+      </w:rPr>
+    </w:lvl>
+    <w:lvl w:ilvl="7">
+      <w:start w:val="1"/>
+      <w:numFmt w:val="bullet"/>
+      <w:lvlText w:val="-"/>
+      <w:lvlJc w:val="start"/>
+      <w:pPr>
+        <w:tabs>
+          <w:tab w:val="num" w:pos="3240"/>
+        </w:tabs>
+        <w:ind w:start="3240" w:hanging="360"/>
+      </w:pPr>
+      <w:rPr>
+        <w:rFonts w:ascii="OpenSymbol" w:hAnsi="OpenSymbol" w:cs="OpenSymbol" w:hint="default"/>
+      </w:rPr>
+    </w:lvl>
+    <w:lvl w:ilvl="8">
+      <w:start w:val="1"/>
+      <w:numFmt w:val="bullet"/>
+      <w:lvlText w:val="-"/>
+      <w:lvlJc w:val="start"/>
+      <w:pPr>
+        <w:tabs>
+          <w:tab w:val="num" w:pos="3600"/>
+        </w:tabs>
+        <w:ind w:start="3600" w:hanging="360"/>
+      </w:pPr>
+      <w:rPr>
+        <w:rFonts w:ascii="OpenSymbol" w:hAnsi="OpenSymbol" w:cs="OpenSymbol" w:hint="default"/>
+      </w:rPr>
+    </w:lvl>
+  </w:abstractNum>
+  <w:abstractNum w:abstractNumId="14">
+    <w:lvl w:ilvl="0">
+      <w:start w:val="1"/>
+      <w:numFmt w:val="bullet"/>
+      <w:lvlText w:val="-"/>
+      <w:lvlJc w:val="start"/>
+      <w:pPr>
+        <w:tabs>
+          <w:tab w:val="num" w:pos="720"/>
+        </w:tabs>
+        <w:ind w:start="720" w:hanging="360"/>
+      </w:pPr>
+      <w:rPr>
+        <w:rFonts w:ascii="OpenSymbol" w:hAnsi="OpenSymbol" w:cs="OpenSymbol" w:hint="default"/>
+      </w:rPr>
+    </w:lvl>
+    <w:lvl w:ilvl="1">
+      <w:start w:val="1"/>
+      <w:numFmt w:val="bullet"/>
+      <w:lvlText w:val="-"/>
+      <w:lvlJc w:val="start"/>
+      <w:pPr>
+        <w:tabs>
+          <w:tab w:val="num" w:pos="1080"/>
+        </w:tabs>
+        <w:ind w:start="1080" w:hanging="360"/>
+      </w:pPr>
+      <w:rPr>
+        <w:rFonts w:ascii="OpenSymbol" w:hAnsi="OpenSymbol" w:cs="OpenSymbol" w:hint="default"/>
+      </w:rPr>
+    </w:lvl>
+    <w:lvl w:ilvl="2">
+      <w:start w:val="1"/>
+      <w:numFmt w:val="bullet"/>
+      <w:lvlText w:val="-"/>
+      <w:lvlJc w:val="start"/>
+      <w:pPr>
+        <w:tabs>
+          <w:tab w:val="num" w:pos="1440"/>
+        </w:tabs>
+        <w:ind w:start="1440" w:hanging="360"/>
+      </w:pPr>
+      <w:rPr>
+        <w:rFonts w:ascii="OpenSymbol" w:hAnsi="OpenSymbol" w:cs="OpenSymbol" w:hint="default"/>
+      </w:rPr>
+    </w:lvl>
+    <w:lvl w:ilvl="3">
+      <w:start w:val="1"/>
+      <w:numFmt w:val="bullet"/>
+      <w:lvlText w:val="-"/>
+      <w:lvlJc w:val="start"/>
+      <w:pPr>
+        <w:tabs>
+          <w:tab w:val="num" w:pos="1800"/>
+        </w:tabs>
+        <w:ind w:start="1800" w:hanging="360"/>
+      </w:pPr>
+      <w:rPr>
+        <w:rFonts w:ascii="OpenSymbol" w:hAnsi="OpenSymbol" w:cs="OpenSymbol" w:hint="default"/>
+      </w:rPr>
+    </w:lvl>
+    <w:lvl w:ilvl="4">
+      <w:start w:val="1"/>
+      <w:numFmt w:val="bullet"/>
+      <w:lvlText w:val="-"/>
+      <w:lvlJc w:val="start"/>
+      <w:pPr>
+        <w:tabs>
+          <w:tab w:val="num" w:pos="2160"/>
+        </w:tabs>
+        <w:ind w:start="2160" w:hanging="360"/>
+      </w:pPr>
+      <w:rPr>
+        <w:rFonts w:ascii="OpenSymbol" w:hAnsi="OpenSymbol" w:cs="OpenSymbol" w:hint="default"/>
+      </w:rPr>
+    </w:lvl>
+    <w:lvl w:ilvl="5">
+      <w:start w:val="1"/>
+      <w:numFmt w:val="bullet"/>
+      <w:lvlText w:val="-"/>
+      <w:lvlJc w:val="start"/>
+      <w:pPr>
+        <w:tabs>
+          <w:tab w:val="num" w:pos="2520"/>
+        </w:tabs>
+        <w:ind w:start="2520" w:hanging="360"/>
+      </w:pPr>
+      <w:rPr>
+        <w:rFonts w:ascii="OpenSymbol" w:hAnsi="OpenSymbol" w:cs="OpenSymbol" w:hint="default"/>
+      </w:rPr>
+    </w:lvl>
+    <w:lvl w:ilvl="6">
+      <w:start w:val="1"/>
+      <w:numFmt w:val="bullet"/>
+      <w:lvlText w:val="-"/>
+      <w:lvlJc w:val="start"/>
+      <w:pPr>
+        <w:tabs>
+          <w:tab w:val="num" w:pos="2880"/>
+        </w:tabs>
+        <w:ind w:start="2880" w:hanging="360"/>
+      </w:pPr>
+      <w:rPr>
+        <w:rFonts w:ascii="OpenSymbol" w:hAnsi="OpenSymbol" w:cs="OpenSymbol" w:hint="default"/>
+      </w:rPr>
+    </w:lvl>
+    <w:lvl w:ilvl="7">
+      <w:start w:val="1"/>
+      <w:numFmt w:val="bullet"/>
+      <w:lvlText w:val="-"/>
+      <w:lvlJc w:val="start"/>
+      <w:pPr>
+        <w:tabs>
+          <w:tab w:val="num" w:pos="3240"/>
+        </w:tabs>
+        <w:ind w:start="3240" w:hanging="360"/>
+      </w:pPr>
+      <w:rPr>
+        <w:rFonts w:ascii="OpenSymbol" w:hAnsi="OpenSymbol" w:cs="OpenSymbol" w:hint="default"/>
+      </w:rPr>
+    </w:lvl>
+    <w:lvl w:ilvl="8">
+      <w:start w:val="1"/>
+      <w:numFmt w:val="bullet"/>
+      <w:lvlText w:val="-"/>
+      <w:lvlJc w:val="start"/>
+      <w:pPr>
+        <w:tabs>
+          <w:tab w:val="num" w:pos="3600"/>
+        </w:tabs>
+        <w:ind w:start="3600" w:hanging="360"/>
+      </w:pPr>
+      <w:rPr>
+        <w:rFonts w:ascii="OpenSymbol" w:hAnsi="OpenSymbol" w:cs="OpenSymbol" w:hint="default"/>
+      </w:rPr>
+    </w:lvl>
+  </w:abstractNum>
+  <w:abstractNum w:abstractNumId="15">
+    <w:lvl w:ilvl="0">
+      <w:start w:val="1"/>
+      <w:numFmt w:val="bullet"/>
+      <w:lvlText w:val="-"/>
+      <w:lvlJc w:val="start"/>
+      <w:pPr>
+        <w:tabs>
+          <w:tab w:val="num" w:pos="720"/>
+        </w:tabs>
+        <w:ind w:start="720" w:hanging="360"/>
+      </w:pPr>
+      <w:rPr>
+        <w:rFonts w:ascii="OpenSymbol" w:hAnsi="OpenSymbol" w:cs="OpenSymbol" w:hint="default"/>
+      </w:rPr>
+    </w:lvl>
+    <w:lvl w:ilvl="1">
+      <w:start w:val="1"/>
+      <w:numFmt w:val="bullet"/>
+      <w:lvlText w:val="◦"/>
+      <w:lvlJc w:val="start"/>
+      <w:pPr>
+        <w:tabs>
+          <w:tab w:val="num" w:pos="1080"/>
+        </w:tabs>
+        <w:ind w:start="1080" w:hanging="360"/>
+      </w:pPr>
+      <w:rPr>
+        <w:rFonts w:ascii="OpenSymbol" w:hAnsi="OpenSymbol" w:cs="OpenSymbol" w:hint="default"/>
+      </w:rPr>
+    </w:lvl>
+    <w:lvl w:ilvl="2">
+      <w:start w:val="1"/>
+      <w:numFmt w:val="bullet"/>
+      <w:lvlText w:val="▪"/>
+      <w:lvlJc w:val="start"/>
+      <w:pPr>
+        <w:tabs>
+          <w:tab w:val="num" w:pos="1440"/>
+        </w:tabs>
+        <w:ind w:start="1440" w:hanging="360"/>
+      </w:pPr>
+      <w:rPr>
+        <w:rFonts w:ascii="OpenSymbol" w:hAnsi="OpenSymbol" w:cs="OpenSymbol" w:hint="default"/>
+      </w:rPr>
+    </w:lvl>
+    <w:lvl w:ilvl="3">
+      <w:start w:val="1"/>
+      <w:numFmt w:val="bullet"/>
+      <w:lvlText w:val=""/>
+      <w:lvlJc w:val="start"/>
+      <w:pPr>
+        <w:tabs>
+          <w:tab w:val="num" w:pos="1800"/>
+        </w:tabs>
+        <w:ind w:start="1800" w:hanging="360"/>
+      </w:pPr>
+      <w:rPr>
+        <w:rFonts w:ascii="Symbol" w:hAnsi="Symbol" w:cs="Symbol" w:hint="default"/>
+      </w:rPr>
+    </w:lvl>
+    <w:lvl w:ilvl="4">
+      <w:start w:val="1"/>
+      <w:numFmt w:val="bullet"/>
+      <w:lvlText w:val="◦"/>
+      <w:lvlJc w:val="start"/>
+      <w:pPr>
+        <w:tabs>
+          <w:tab w:val="num" w:pos="2160"/>
+        </w:tabs>
+        <w:ind w:start="2160" w:hanging="360"/>
+      </w:pPr>
+      <w:rPr>
+        <w:rFonts w:ascii="OpenSymbol" w:hAnsi="OpenSymbol" w:cs="OpenSymbol" w:hint="default"/>
+      </w:rPr>
+    </w:lvl>
+    <w:lvl w:ilvl="5">
+      <w:start w:val="1"/>
+      <w:numFmt w:val="bullet"/>
+      <w:lvlText w:val="▪"/>
+      <w:lvlJc w:val="start"/>
+      <w:pPr>
+        <w:tabs>
+          <w:tab w:val="num" w:pos="2520"/>
+        </w:tabs>
+        <w:ind w:start="2520" w:hanging="360"/>
+      </w:pPr>
+      <w:rPr>
+        <w:rFonts w:ascii="OpenSymbol" w:hAnsi="OpenSymbol" w:cs="OpenSymbol" w:hint="default"/>
+      </w:rPr>
+    </w:lvl>
+    <w:lvl w:ilvl="6">
+      <w:start w:val="1"/>
+      <w:numFmt w:val="bullet"/>
+      <w:lvlText w:val=""/>
+      <w:lvlJc w:val="start"/>
+      <w:pPr>
+        <w:tabs>
+          <w:tab w:val="num" w:pos="2880"/>
+        </w:tabs>
+        <w:ind w:start="2880" w:hanging="360"/>
+      </w:pPr>
+      <w:rPr>
+        <w:rFonts w:ascii="Symbol" w:hAnsi="Symbol" w:cs="Symbol" w:hint="default"/>
+      </w:rPr>
+    </w:lvl>
+    <w:lvl w:ilvl="7">
+      <w:start w:val="1"/>
+      <w:numFmt w:val="bullet"/>
+      <w:lvlText w:val="◦"/>
+      <w:lvlJc w:val="start"/>
+      <w:pPr>
+        <w:tabs>
+          <w:tab w:val="num" w:pos="3240"/>
+        </w:tabs>
+        <w:ind w:start="3240" w:hanging="360"/>
+      </w:pPr>
+      <w:rPr>
+        <w:rFonts w:ascii="OpenSymbol" w:hAnsi="OpenSymbol" w:cs="OpenSymbol" w:hint="default"/>
+      </w:rPr>
+    </w:lvl>
+    <w:lvl w:ilvl="8">
+      <w:start w:val="1"/>
+      <w:numFmt w:val="bullet"/>
+      <w:lvlText w:val="▪"/>
+      <w:lvlJc w:val="start"/>
+      <w:pPr>
+        <w:tabs>
+          <w:tab w:val="num" w:pos="3600"/>
+        </w:tabs>
+        <w:ind w:start="3600" w:hanging="360"/>
+      </w:pPr>
+      <w:rPr>
+        <w:rFonts w:ascii="OpenSymbol" w:hAnsi="OpenSymbol" w:cs="OpenSymbol" w:hint="default"/>
+      </w:rPr>
+    </w:lvl>
+  </w:abstractNum>
+  <w:abstractNum w:abstractNumId="16">
+    <w:lvl w:ilvl="0">
+      <w:start w:val="1"/>
+      <w:numFmt w:val="bullet"/>
+      <w:lvlText w:val="-"/>
+      <w:lvlJc w:val="start"/>
+      <w:pPr>
+        <w:tabs>
+          <w:tab w:val="num" w:pos="720"/>
+        </w:tabs>
+        <w:ind w:start="720" w:hanging="360"/>
+      </w:pPr>
+      <w:rPr>
+        <w:rFonts w:ascii="OpenSymbol" w:hAnsi="OpenSymbol" w:cs="OpenSymbol" w:hint="default"/>
+      </w:rPr>
+    </w:lvl>
+    <w:lvl w:ilvl="1">
+      <w:start w:val="1"/>
+      <w:numFmt w:val="bullet"/>
+      <w:lvlText w:val="-"/>
+      <w:lvlJc w:val="start"/>
+      <w:pPr>
+        <w:tabs>
+          <w:tab w:val="num" w:pos="1080"/>
+        </w:tabs>
+        <w:ind w:start="1080" w:hanging="360"/>
+      </w:pPr>
+      <w:rPr>
+        <w:rFonts w:ascii="OpenSymbol" w:hAnsi="OpenSymbol" w:cs="OpenSymbol" w:hint="default"/>
+      </w:rPr>
+    </w:lvl>
+    <w:lvl w:ilvl="2">
+      <w:start w:val="1"/>
+      <w:numFmt w:val="bullet"/>
+      <w:lvlText w:val="-"/>
+      <w:lvlJc w:val="start"/>
+      <w:pPr>
+        <w:tabs>
+          <w:tab w:val="num" w:pos="1440"/>
+        </w:tabs>
+        <w:ind w:start="1440" w:hanging="360"/>
+      </w:pPr>
+      <w:rPr>
+        <w:rFonts w:ascii="OpenSymbol" w:hAnsi="OpenSymbol" w:cs="OpenSymbol" w:hint="default"/>
+      </w:rPr>
+    </w:lvl>
+    <w:lvl w:ilvl="3">
+      <w:start w:val="1"/>
+      <w:numFmt w:val="bullet"/>
+      <w:lvlText w:val="-"/>
+      <w:lvlJc w:val="start"/>
+      <w:pPr>
+        <w:tabs>
+          <w:tab w:val="num" w:pos="1800"/>
+        </w:tabs>
+        <w:ind w:start="1800" w:hanging="360"/>
+      </w:pPr>
+      <w:rPr>
+        <w:rFonts w:ascii="OpenSymbol" w:hAnsi="OpenSymbol" w:cs="OpenSymbol" w:hint="default"/>
+      </w:rPr>
+    </w:lvl>
+    <w:lvl w:ilvl="4">
+      <w:start w:val="1"/>
+      <w:numFmt w:val="bullet"/>
+      <w:lvlText w:val="-"/>
+      <w:lvlJc w:val="start"/>
+      <w:pPr>
+        <w:tabs>
+          <w:tab w:val="num" w:pos="2160"/>
+        </w:tabs>
+        <w:ind w:start="2160" w:hanging="360"/>
+      </w:pPr>
+      <w:rPr>
+        <w:rFonts w:ascii="OpenSymbol" w:hAnsi="OpenSymbol" w:cs="OpenSymbol" w:hint="default"/>
+      </w:rPr>
+    </w:lvl>
+    <w:lvl w:ilvl="5">
+      <w:start w:val="1"/>
+      <w:numFmt w:val="bullet"/>
+      <w:lvlText w:val="-"/>
+      <w:lvlJc w:val="start"/>
+      <w:pPr>
+        <w:tabs>
+          <w:tab w:val="num" w:pos="2520"/>
+        </w:tabs>
+        <w:ind w:start="2520" w:hanging="360"/>
+      </w:pPr>
+      <w:rPr>
+        <w:rFonts w:ascii="OpenSymbol" w:hAnsi="OpenSymbol" w:cs="OpenSymbol" w:hint="default"/>
+      </w:rPr>
+    </w:lvl>
+    <w:lvl w:ilvl="6">
+      <w:start w:val="1"/>
+      <w:numFmt w:val="bullet"/>
+      <w:lvlText w:val="-"/>
+      <w:lvlJc w:val="start"/>
+      <w:pPr>
+        <w:tabs>
+          <w:tab w:val="num" w:pos="2880"/>
+        </w:tabs>
+        <w:ind w:start="2880" w:hanging="360"/>
+      </w:pPr>
+      <w:rPr>
+        <w:rFonts w:ascii="OpenSymbol" w:hAnsi="OpenSymbol" w:cs="OpenSymbol" w:hint="default"/>
+      </w:rPr>
+    </w:lvl>
+    <w:lvl w:ilvl="7">
+      <w:start w:val="1"/>
+      <w:numFmt w:val="bullet"/>
+      <w:lvlText w:val="-"/>
+      <w:lvlJc w:val="start"/>
+      <w:pPr>
+        <w:tabs>
+          <w:tab w:val="num" w:pos="3240"/>
+        </w:tabs>
+        <w:ind w:start="3240" w:hanging="360"/>
+      </w:pPr>
+      <w:rPr>
+        <w:rFonts w:ascii="OpenSymbol" w:hAnsi="OpenSymbol" w:cs="OpenSymbol" w:hint="default"/>
+      </w:rPr>
+    </w:lvl>
+    <w:lvl w:ilvl="8">
+      <w:start w:val="1"/>
+      <w:numFmt w:val="bullet"/>
+      <w:lvlText w:val="-"/>
+      <w:lvlJc w:val="start"/>
+      <w:pPr>
+        <w:tabs>
+          <w:tab w:val="num" w:pos="3600"/>
+        </w:tabs>
+        <w:ind w:start="3600" w:hanging="360"/>
+      </w:pPr>
+      <w:rPr>
+        <w:rFonts w:ascii="OpenSymbol" w:hAnsi="OpenSymbol" w:cs="OpenSymbol" w:hint="default"/>
+      </w:rPr>
+    </w:lvl>
+  </w:abstractNum>
+  <w:abstractNum w:abstractNumId="17">
+    <w:lvl w:ilvl="0">
+      <w:start w:val="1"/>
+      <w:numFmt w:val="bullet"/>
+      <w:lvlText w:val="-"/>
+      <w:lvlJc w:val="start"/>
+      <w:pPr>
+        <w:tabs>
+          <w:tab w:val="num" w:pos="720"/>
+        </w:tabs>
+        <w:ind w:start="720" w:hanging="360"/>
+      </w:pPr>
+      <w:rPr>
+        <w:rFonts w:ascii="OpenSymbol" w:hAnsi="OpenSymbol" w:cs="OpenSymbol" w:hint="default"/>
+      </w:rPr>
+    </w:lvl>
+    <w:lvl w:ilvl="1">
+      <w:start w:val="1"/>
+      <w:numFmt w:val="bullet"/>
+      <w:lvlText w:val="-"/>
+      <w:lvlJc w:val="start"/>
+      <w:pPr>
+        <w:tabs>
+          <w:tab w:val="num" w:pos="1080"/>
+        </w:tabs>
+        <w:ind w:start="1080" w:hanging="360"/>
+      </w:pPr>
+      <w:rPr>
+        <w:rFonts w:ascii="OpenSymbol" w:hAnsi="OpenSymbol" w:cs="OpenSymbol" w:hint="default"/>
+      </w:rPr>
+    </w:lvl>
+    <w:lvl w:ilvl="2">
+      <w:start w:val="1"/>
+      <w:numFmt w:val="bullet"/>
+      <w:lvlText w:val="-"/>
+      <w:lvlJc w:val="start"/>
+      <w:pPr>
+        <w:tabs>
+          <w:tab w:val="num" w:pos="1440"/>
+        </w:tabs>
+        <w:ind w:start="1440" w:hanging="360"/>
+      </w:pPr>
+      <w:rPr>
+        <w:rFonts w:ascii="OpenSymbol" w:hAnsi="OpenSymbol" w:cs="OpenSymbol" w:hint="default"/>
+      </w:rPr>
+    </w:lvl>
+    <w:lvl w:ilvl="3">
+      <w:start w:val="1"/>
+      <w:numFmt w:val="bullet"/>
+      <w:lvlText w:val="-"/>
+      <w:lvlJc w:val="start"/>
+      <w:pPr>
+        <w:tabs>
+          <w:tab w:val="num" w:pos="1800"/>
+        </w:tabs>
+        <w:ind w:start="1800" w:hanging="360"/>
+      </w:pPr>
+      <w:rPr>
+        <w:rFonts w:ascii="OpenSymbol" w:hAnsi="OpenSymbol" w:cs="OpenSymbol" w:hint="default"/>
+      </w:rPr>
+    </w:lvl>
+    <w:lvl w:ilvl="4">
+      <w:start w:val="1"/>
+      <w:numFmt w:val="bullet"/>
+      <w:lvlText w:val="-"/>
+      <w:lvlJc w:val="start"/>
+      <w:pPr>
+        <w:tabs>
+          <w:tab w:val="num" w:pos="2160"/>
+        </w:tabs>
+        <w:ind w:start="2160" w:hanging="360"/>
+      </w:pPr>
+      <w:rPr>
+        <w:rFonts w:ascii="OpenSymbol" w:hAnsi="OpenSymbol" w:cs="OpenSymbol" w:hint="default"/>
+      </w:rPr>
+    </w:lvl>
+    <w:lvl w:ilvl="5">
+      <w:start w:val="1"/>
+      <w:numFmt w:val="bullet"/>
+      <w:lvlText w:val="-"/>
+      <w:lvlJc w:val="start"/>
+      <w:pPr>
+        <w:tabs>
+          <w:tab w:val="num" w:pos="2520"/>
+        </w:tabs>
+        <w:ind w:start="2520" w:hanging="360"/>
+      </w:pPr>
+      <w:rPr>
+        <w:rFonts w:ascii="OpenSymbol" w:hAnsi="OpenSymbol" w:cs="OpenSymbol" w:hint="default"/>
+      </w:rPr>
+    </w:lvl>
+    <w:lvl w:ilvl="6">
+      <w:start w:val="1"/>
+      <w:numFmt w:val="bullet"/>
+      <w:lvlText w:val="-"/>
+      <w:lvlJc w:val="start"/>
+      <w:pPr>
+        <w:tabs>
+          <w:tab w:val="num" w:pos="2880"/>
+        </w:tabs>
+        <w:ind w:start="2880" w:hanging="360"/>
+      </w:pPr>
+      <w:rPr>
+        <w:rFonts w:ascii="OpenSymbol" w:hAnsi="OpenSymbol" w:cs="OpenSymbol" w:hint="default"/>
+      </w:rPr>
+    </w:lvl>
+    <w:lvl w:ilvl="7">
+      <w:start w:val="1"/>
+      <w:numFmt w:val="bullet"/>
+      <w:lvlText w:val="-"/>
+      <w:lvlJc w:val="start"/>
+      <w:pPr>
+        <w:tabs>
+          <w:tab w:val="num" w:pos="3240"/>
+        </w:tabs>
+        <w:ind w:start="3240" w:hanging="360"/>
+      </w:pPr>
+      <w:rPr>
+        <w:rFonts w:ascii="OpenSymbol" w:hAnsi="OpenSymbol" w:cs="OpenSymbol" w:hint="default"/>
+      </w:rPr>
+    </w:lvl>
+    <w:lvl w:ilvl="8">
+      <w:start w:val="1"/>
+      <w:numFmt w:val="bullet"/>
+      <w:lvlText w:val="-"/>
+      <w:lvlJc w:val="start"/>
+      <w:pPr>
+        <w:tabs>
+          <w:tab w:val="num" w:pos="3600"/>
+        </w:tabs>
+        <w:ind w:start="3600" w:hanging="360"/>
+      </w:pPr>
+      <w:rPr>
+        <w:rFonts w:ascii="OpenSymbol" w:hAnsi="OpenSymbol" w:cs="OpenSymbol" w:hint="default"/>
+      </w:rPr>
+    </w:lvl>
+  </w:abstractNum>
+  <w:abstractNum w:abstractNumId="18">
+    <w:lvl w:ilvl="0">
+      <w:start w:val="1"/>
+      <w:numFmt w:val="bullet"/>
+      <w:lvlText w:val="-"/>
+      <w:lvlJc w:val="start"/>
+      <w:pPr>
+        <w:tabs>
+          <w:tab w:val="num" w:pos="720"/>
+        </w:tabs>
+        <w:ind w:start="720" w:hanging="360"/>
+      </w:pPr>
+      <w:rPr>
+        <w:rFonts w:ascii="OpenSymbol" w:hAnsi="OpenSymbol" w:cs="OpenSymbol" w:hint="default"/>
+      </w:rPr>
+    </w:lvl>
+    <w:lvl w:ilvl="1">
+      <w:start w:val="1"/>
+      <w:numFmt w:val="bullet"/>
+      <w:lvlText w:val="-"/>
+      <w:lvlJc w:val="start"/>
+      <w:pPr>
+        <w:tabs>
+          <w:tab w:val="num" w:pos="1080"/>
+        </w:tabs>
+        <w:ind w:start="1080" w:hanging="360"/>
+      </w:pPr>
+      <w:rPr>
+        <w:rFonts w:ascii="OpenSymbol" w:hAnsi="OpenSymbol" w:cs="OpenSymbol" w:hint="default"/>
+      </w:rPr>
+    </w:lvl>
+    <w:lvl w:ilvl="2">
+      <w:start w:val="1"/>
+      <w:numFmt w:val="bullet"/>
+      <w:lvlText w:val="-"/>
+      <w:lvlJc w:val="start"/>
+      <w:pPr>
+        <w:tabs>
+          <w:tab w:val="num" w:pos="1440"/>
+        </w:tabs>
+        <w:ind w:start="1440" w:hanging="360"/>
+      </w:pPr>
+      <w:rPr>
+        <w:rFonts w:ascii="OpenSymbol" w:hAnsi="OpenSymbol" w:cs="OpenSymbol" w:hint="default"/>
+      </w:rPr>
+    </w:lvl>
+    <w:lvl w:ilvl="3">
+      <w:start w:val="1"/>
+      <w:numFmt w:val="bullet"/>
+      <w:lvlText w:val="-"/>
+      <w:lvlJc w:val="start"/>
+      <w:pPr>
+        <w:tabs>
+          <w:tab w:val="num" w:pos="1800"/>
+        </w:tabs>
+        <w:ind w:start="1800" w:hanging="360"/>
+      </w:pPr>
+      <w:rPr>
+        <w:rFonts w:ascii="OpenSymbol" w:hAnsi="OpenSymbol" w:cs="OpenSymbol" w:hint="default"/>
+      </w:rPr>
+    </w:lvl>
+    <w:lvl w:ilvl="4">
+      <w:start w:val="1"/>
+      <w:numFmt w:val="bullet"/>
+      <w:lvlText w:val="-"/>
+      <w:lvlJc w:val="start"/>
+      <w:pPr>
+        <w:tabs>
+          <w:tab w:val="num" w:pos="2160"/>
+        </w:tabs>
+        <w:ind w:start="2160" w:hanging="360"/>
+      </w:pPr>
+      <w:rPr>
+        <w:rFonts w:ascii="OpenSymbol" w:hAnsi="OpenSymbol" w:cs="OpenSymbol" w:hint="default"/>
+      </w:rPr>
+    </w:lvl>
+    <w:lvl w:ilvl="5">
+      <w:start w:val="1"/>
+      <w:numFmt w:val="bullet"/>
+      <w:lvlText w:val="-"/>
+      <w:lvlJc w:val="start"/>
+      <w:pPr>
+        <w:tabs>
+          <w:tab w:val="num" w:pos="2520"/>
+        </w:tabs>
+        <w:ind w:start="2520" w:hanging="360"/>
+      </w:pPr>
+      <w:rPr>
+        <w:rFonts w:ascii="OpenSymbol" w:hAnsi="OpenSymbol" w:cs="OpenSymbol" w:hint="default"/>
+      </w:rPr>
+    </w:lvl>
+    <w:lvl w:ilvl="6">
+      <w:start w:val="1"/>
+      <w:numFmt w:val="bullet"/>
+      <w:lvlText w:val="-"/>
+      <w:lvlJc w:val="start"/>
+      <w:pPr>
+        <w:tabs>
+          <w:tab w:val="num" w:pos="2880"/>
+        </w:tabs>
+        <w:ind w:start="2880" w:hanging="360"/>
+      </w:pPr>
+      <w:rPr>
+        <w:rFonts w:ascii="OpenSymbol" w:hAnsi="OpenSymbol" w:cs="OpenSymbol" w:hint="default"/>
+      </w:rPr>
+    </w:lvl>
+    <w:lvl w:ilvl="7">
+      <w:start w:val="1"/>
+      <w:numFmt w:val="bullet"/>
+      <w:lvlText w:val="-"/>
+      <w:lvlJc w:val="start"/>
+      <w:pPr>
+        <w:tabs>
+          <w:tab w:val="num" w:pos="3240"/>
+        </w:tabs>
+        <w:ind w:start="3240" w:hanging="360"/>
+      </w:pPr>
+      <w:rPr>
+        <w:rFonts w:ascii="OpenSymbol" w:hAnsi="OpenSymbol" w:cs="OpenSymbol" w:hint="default"/>
+      </w:rPr>
+    </w:lvl>
+    <w:lvl w:ilvl="8">
+      <w:start w:val="1"/>
+      <w:numFmt w:val="bullet"/>
+      <w:lvlText w:val="-"/>
+      <w:lvlJc w:val="start"/>
+      <w:pPr>
+        <w:tabs>
+          <w:tab w:val="num" w:pos="3600"/>
+        </w:tabs>
+        <w:ind w:start="3600" w:hanging="360"/>
+      </w:pPr>
+      <w:rPr>
+        <w:rFonts w:ascii="OpenSymbol" w:hAnsi="OpenSymbol" w:cs="OpenSymbol" w:hint="default"/>
+      </w:rPr>
+    </w:lvl>
+  </w:abstractNum>
+  <w:abstractNum w:abstractNumId="19">
+    <w:lvl w:ilvl="0">
+      <w:start w:val="1"/>
+      <w:numFmt w:val="bullet"/>
+      <w:lvlText w:val="-"/>
+      <w:lvlJc w:val="start"/>
+      <w:pPr>
+        <w:tabs>
+          <w:tab w:val="num" w:pos="720"/>
+        </w:tabs>
+        <w:ind w:start="720" w:hanging="360"/>
+      </w:pPr>
+      <w:rPr>
+        <w:rFonts w:ascii="OpenSymbol" w:hAnsi="OpenSymbol" w:cs="OpenSymbol" w:hint="default"/>
+      </w:rPr>
+    </w:lvl>
+    <w:lvl w:ilvl="1">
+      <w:start w:val="1"/>
+      <w:numFmt w:val="decimal"/>
+      <w:lvlText w:val="%2."/>
+      <w:lvlJc w:val="start"/>
+      <w:pPr>
+        <w:tabs>
+          <w:tab w:val="num" w:pos="1080"/>
+        </w:tabs>
+        <w:ind w:start="1080" w:hanging="360"/>
+      </w:pPr>
+      <w:rPr/>
+    </w:lvl>
+    <w:lvl w:ilvl="2">
+      <w:start w:val="1"/>
+      <w:numFmt w:val="decimal"/>
+      <w:lvlText w:val="%3."/>
+      <w:lvlJc w:val="start"/>
+      <w:pPr>
+        <w:tabs>
+          <w:tab w:val="num" w:pos="1440"/>
+        </w:tabs>
+        <w:ind w:start="1440" w:hanging="360"/>
+      </w:pPr>
+      <w:rPr/>
+    </w:lvl>
+    <w:lvl w:ilvl="3">
+      <w:start w:val="1"/>
+      <w:numFmt w:val="decimal"/>
+      <w:lvlText w:val="%4."/>
+      <w:lvlJc w:val="start"/>
+      <w:pPr>
+        <w:tabs>
+          <w:tab w:val="num" w:pos="1800"/>
+        </w:tabs>
+        <w:ind w:start="1800" w:hanging="360"/>
+      </w:pPr>
+      <w:rPr/>
+    </w:lvl>
+    <w:lvl w:ilvl="4">
+      <w:start w:val="1"/>
+      <w:numFmt w:val="decimal"/>
+      <w:lvlText w:val="%5."/>
+      <w:lvlJc w:val="start"/>
+      <w:pPr>
+        <w:tabs>
+          <w:tab w:val="num" w:pos="2160"/>
+        </w:tabs>
+        <w:ind w:start="2160" w:hanging="360"/>
+      </w:pPr>
+      <w:rPr/>
+    </w:lvl>
+    <w:lvl w:ilvl="5">
+      <w:start w:val="1"/>
+      <w:numFmt w:val="decimal"/>
+      <w:lvlText w:val="%6."/>
+      <w:lvlJc w:val="start"/>
+      <w:pPr>
+        <w:tabs>
+          <w:tab w:val="num" w:pos="2520"/>
+        </w:tabs>
+        <w:ind w:start="2520" w:hanging="360"/>
+      </w:pPr>
+      <w:rPr/>
+    </w:lvl>
+    <w:lvl w:ilvl="6">
+      <w:start w:val="1"/>
+      <w:numFmt w:val="decimal"/>
+      <w:lvlText w:val="%7."/>
+      <w:lvlJc w:val="start"/>
+      <w:pPr>
+        <w:tabs>
+          <w:tab w:val="num" w:pos="2880"/>
+        </w:tabs>
+        <w:ind w:start="2880" w:hanging="360"/>
+      </w:pPr>
+      <w:rPr/>
+    </w:lvl>
+    <w:lvl w:ilvl="7">
+      <w:start w:val="1"/>
+      <w:numFmt w:val="decimal"/>
+      <w:lvlText w:val="%8."/>
+      <w:lvlJc w:val="start"/>
+      <w:pPr>
+        <w:tabs>
+          <w:tab w:val="num" w:pos="3240"/>
+        </w:tabs>
+        <w:ind w:start="3240" w:hanging="360"/>
+      </w:pPr>
+      <w:rPr/>
+    </w:lvl>
+    <w:lvl w:ilvl="8">
+      <w:start w:val="1"/>
+      <w:numFmt w:val="decimal"/>
+      <w:lvlText w:val="%9."/>
+      <w:lvlJc w:val="start"/>
+      <w:pPr>
+        <w:tabs>
+          <w:tab w:val="num" w:pos="3600"/>
+        </w:tabs>
+        <w:ind w:start="3600" w:hanging="360"/>
+      </w:pPr>
+      <w:rPr/>
+    </w:lvl>
+  </w:abstractNum>
+  <w:abstractNum w:abstractNumId="20">
+    <w:lvl w:ilvl="0">
+      <w:start w:val="1"/>
+      <w:numFmt w:val="bullet"/>
+      <w:lvlText w:val="-"/>
+      <w:lvlJc w:val="start"/>
+      <w:pPr>
+        <w:tabs>
+          <w:tab w:val="num" w:pos="720"/>
+        </w:tabs>
+        <w:ind w:start="720" w:hanging="360"/>
+      </w:pPr>
+      <w:rPr>
+        <w:rFonts w:ascii="OpenSymbol" w:hAnsi="OpenSymbol" w:cs="OpenSymbol" w:hint="default"/>
+      </w:rPr>
+    </w:lvl>
+    <w:lvl w:ilvl="1">
+      <w:start w:val="1"/>
+      <w:numFmt w:val="bullet"/>
+      <w:lvlText w:val="-"/>
+      <w:lvlJc w:val="start"/>
+      <w:pPr>
+        <w:tabs>
+          <w:tab w:val="num" w:pos="1080"/>
+        </w:tabs>
+        <w:ind w:start="1080" w:hanging="360"/>
+      </w:pPr>
+      <w:rPr>
+        <w:rFonts w:ascii="OpenSymbol" w:hAnsi="OpenSymbol" w:cs="OpenSymbol" w:hint="default"/>
+      </w:rPr>
+    </w:lvl>
+    <w:lvl w:ilvl="2">
+      <w:start w:val="1"/>
+      <w:numFmt w:val="bullet"/>
+      <w:lvlText w:val="-"/>
+      <w:lvlJc w:val="start"/>
+      <w:pPr>
+        <w:tabs>
+          <w:tab w:val="num" w:pos="1440"/>
+        </w:tabs>
+        <w:ind w:start="1440" w:hanging="360"/>
+      </w:pPr>
+      <w:rPr>
+        <w:rFonts w:ascii="OpenSymbol" w:hAnsi="OpenSymbol" w:cs="OpenSymbol" w:hint="default"/>
+      </w:rPr>
+    </w:lvl>
+    <w:lvl w:ilvl="3">
+      <w:start w:val="1"/>
+      <w:numFmt w:val="bullet"/>
+      <w:lvlText w:val="-"/>
+      <w:lvlJc w:val="start"/>
+      <w:pPr>
+        <w:tabs>
+          <w:tab w:val="num" w:pos="1800"/>
+        </w:tabs>
+        <w:ind w:start="1800" w:hanging="360"/>
+      </w:pPr>
+      <w:rPr>
+        <w:rFonts w:ascii="OpenSymbol" w:hAnsi="OpenSymbol" w:cs="OpenSymbol" w:hint="default"/>
+      </w:rPr>
+    </w:lvl>
+    <w:lvl w:ilvl="4">
+      <w:start w:val="1"/>
+      <w:numFmt w:val="bullet"/>
+      <w:lvlText w:val="-"/>
+      <w:lvlJc w:val="start"/>
+      <w:pPr>
+        <w:tabs>
+          <w:tab w:val="num" w:pos="2160"/>
+        </w:tabs>
+        <w:ind w:start="2160" w:hanging="360"/>
+      </w:pPr>
+      <w:rPr>
+        <w:rFonts w:ascii="OpenSymbol" w:hAnsi="OpenSymbol" w:cs="OpenSymbol" w:hint="default"/>
+      </w:rPr>
+    </w:lvl>
+    <w:lvl w:ilvl="5">
+      <w:start w:val="1"/>
+      <w:numFmt w:val="bullet"/>
+      <w:lvlText w:val="-"/>
+      <w:lvlJc w:val="start"/>
+      <w:pPr>
+        <w:tabs>
+          <w:tab w:val="num" w:pos="2520"/>
+        </w:tabs>
+        <w:ind w:start="2520" w:hanging="360"/>
+      </w:pPr>
+      <w:rPr>
+        <w:rFonts w:ascii="OpenSymbol" w:hAnsi="OpenSymbol" w:cs="OpenSymbol" w:hint="default"/>
+      </w:rPr>
+    </w:lvl>
+    <w:lvl w:ilvl="6">
+      <w:start w:val="1"/>
+      <w:numFmt w:val="bullet"/>
+      <w:lvlText w:val="-"/>
+      <w:lvlJc w:val="start"/>
+      <w:pPr>
+        <w:tabs>
+          <w:tab w:val="num" w:pos="2880"/>
+        </w:tabs>
+        <w:ind w:start="2880" w:hanging="360"/>
+      </w:pPr>
+      <w:rPr>
+        <w:rFonts w:ascii="OpenSymbol" w:hAnsi="OpenSymbol" w:cs="OpenSymbol" w:hint="default"/>
+      </w:rPr>
+    </w:lvl>
+    <w:lvl w:ilvl="7">
+      <w:start w:val="1"/>
+      <w:numFmt w:val="bullet"/>
+      <w:lvlText w:val="-"/>
+      <w:lvlJc w:val="start"/>
+      <w:pPr>
+        <w:tabs>
+          <w:tab w:val="num" w:pos="3240"/>
+        </w:tabs>
+        <w:ind w:start="3240" w:hanging="360"/>
+      </w:pPr>
+      <w:rPr>
+        <w:rFonts w:ascii="OpenSymbol" w:hAnsi="OpenSymbol" w:cs="OpenSymbol" w:hint="default"/>
+      </w:rPr>
+    </w:lvl>
+    <w:lvl w:ilvl="8">
+      <w:start w:val="1"/>
+      <w:numFmt w:val="bullet"/>
+      <w:lvlText w:val="-"/>
+      <w:lvlJc w:val="start"/>
+      <w:pPr>
+        <w:tabs>
+          <w:tab w:val="num" w:pos="3600"/>
+        </w:tabs>
+        <w:ind w:start="3600" w:hanging="360"/>
+      </w:pPr>
+      <w:rPr>
+        <w:rFonts w:ascii="OpenSymbol" w:hAnsi="OpenSymbol" w:cs="OpenSymbol" w:hint="default"/>
+      </w:rPr>
+    </w:lvl>
+  </w:abstractNum>
+  <w:abstractNum w:abstractNumId="21">
+    <w:lvl w:ilvl="0">
+      <w:start w:val="1"/>
+      <w:numFmt w:val="bullet"/>
+      <w:lvlText w:val="-"/>
+      <w:lvlJc w:val="start"/>
+      <w:pPr>
+        <w:tabs>
+          <w:tab w:val="num" w:pos="720"/>
+        </w:tabs>
+        <w:ind w:start="720" w:hanging="360"/>
+      </w:pPr>
+      <w:rPr>
+        <w:rFonts w:ascii="OpenSymbol" w:hAnsi="OpenSymbol" w:cs="OpenSymbol" w:hint="default"/>
+      </w:rPr>
+    </w:lvl>
+    <w:lvl w:ilvl="1">
+      <w:start w:val="1"/>
+      <w:numFmt w:val="bullet"/>
+      <w:lvlText w:val="-"/>
+      <w:lvlJc w:val="start"/>
+      <w:pPr>
+        <w:tabs>
+          <w:tab w:val="num" w:pos="1080"/>
+        </w:tabs>
+        <w:ind w:start="1080" w:hanging="360"/>
+      </w:pPr>
+      <w:rPr>
+        <w:rFonts w:ascii="OpenSymbol" w:hAnsi="OpenSymbol" w:cs="OpenSymbol" w:hint="default"/>
+      </w:rPr>
+    </w:lvl>
+    <w:lvl w:ilvl="2">
+      <w:start w:val="1"/>
+      <w:numFmt w:val="bullet"/>
+      <w:lvlText w:val="-"/>
+      <w:lvlJc w:val="start"/>
+      <w:pPr>
+        <w:tabs>
+          <w:tab w:val="num" w:pos="1440"/>
+        </w:tabs>
+        <w:ind w:start="1440" w:hanging="360"/>
+      </w:pPr>
+      <w:rPr>
+        <w:rFonts w:ascii="OpenSymbol" w:hAnsi="OpenSymbol" w:cs="OpenSymbol" w:hint="default"/>
+      </w:rPr>
+    </w:lvl>
+    <w:lvl w:ilvl="3">
+      <w:start w:val="1"/>
+      <w:numFmt w:val="bullet"/>
+      <w:lvlText w:val="-"/>
+      <w:lvlJc w:val="start"/>
+      <w:pPr>
+        <w:tabs>
+          <w:tab w:val="num" w:pos="1800"/>
+        </w:tabs>
+        <w:ind w:start="1800" w:hanging="360"/>
+      </w:pPr>
+      <w:rPr>
+        <w:rFonts w:ascii="OpenSymbol" w:hAnsi="OpenSymbol" w:cs="OpenSymbol" w:hint="default"/>
+      </w:rPr>
+    </w:lvl>
+    <w:lvl w:ilvl="4">
+      <w:start w:val="1"/>
+      <w:numFmt w:val="bullet"/>
+      <w:lvlText w:val="-"/>
+      <w:lvlJc w:val="start"/>
+      <w:pPr>
+        <w:tabs>
+          <w:tab w:val="num" w:pos="2160"/>
+        </w:tabs>
+        <w:ind w:start="2160" w:hanging="360"/>
+      </w:pPr>
+      <w:rPr>
+        <w:rFonts w:ascii="OpenSymbol" w:hAnsi="OpenSymbol" w:cs="OpenSymbol" w:hint="default"/>
+      </w:rPr>
+    </w:lvl>
+    <w:lvl w:ilvl="5">
+      <w:start w:val="1"/>
+      <w:numFmt w:val="bullet"/>
+      <w:lvlText w:val="-"/>
+      <w:lvlJc w:val="start"/>
+      <w:pPr>
+        <w:tabs>
+          <w:tab w:val="num" w:pos="2520"/>
+        </w:tabs>
+        <w:ind w:start="2520" w:hanging="360"/>
+      </w:pPr>
+      <w:rPr>
+        <w:rFonts w:ascii="OpenSymbol" w:hAnsi="OpenSymbol" w:cs="OpenSymbol" w:hint="default"/>
+      </w:rPr>
+    </w:lvl>
+    <w:lvl w:ilvl="6">
+      <w:start w:val="1"/>
+      <w:numFmt w:val="bullet"/>
+      <w:lvlText w:val="-"/>
+      <w:lvlJc w:val="start"/>
+      <w:pPr>
+        <w:tabs>
+          <w:tab w:val="num" w:pos="2880"/>
+        </w:tabs>
+        <w:ind w:start="2880" w:hanging="360"/>
+      </w:pPr>
+      <w:rPr>
+        <w:rFonts w:ascii="OpenSymbol" w:hAnsi="OpenSymbol" w:cs="OpenSymbol" w:hint="default"/>
+      </w:rPr>
+    </w:lvl>
+    <w:lvl w:ilvl="7">
+      <w:start w:val="1"/>
+      <w:numFmt w:val="bullet"/>
+      <w:lvlText w:val="-"/>
+      <w:lvlJc w:val="start"/>
+      <w:pPr>
+        <w:tabs>
+          <w:tab w:val="num" w:pos="3240"/>
+        </w:tabs>
+        <w:ind w:start="3240" w:hanging="360"/>
+      </w:pPr>
+      <w:rPr>
+        <w:rFonts w:ascii="OpenSymbol" w:hAnsi="OpenSymbol" w:cs="OpenSymbol" w:hint="default"/>
+      </w:rPr>
+    </w:lvl>
+    <w:lvl w:ilvl="8">
+      <w:start w:val="1"/>
+      <w:numFmt w:val="bullet"/>
+      <w:lvlText w:val="-"/>
+      <w:lvlJc w:val="start"/>
+      <w:pPr>
+        <w:tabs>
+          <w:tab w:val="num" w:pos="3600"/>
+        </w:tabs>
+        <w:ind w:start="3600" w:hanging="360"/>
+      </w:pPr>
+      <w:rPr>
+        <w:rFonts w:ascii="OpenSymbol" w:hAnsi="OpenSymbol" w:cs="OpenSymbol" w:hint="default"/>
+      </w:rPr>
+    </w:lvl>
+  </w:abstractNum>
+  <w:abstractNum w:abstractNumId="22">
+    <w:lvl w:ilvl="0">
+      <w:start w:val="1"/>
+      <w:numFmt w:val="bullet"/>
+      <w:lvlText w:val="-"/>
+      <w:lvlJc w:val="start"/>
+      <w:pPr>
+        <w:tabs>
+          <w:tab w:val="num" w:pos="720"/>
+        </w:tabs>
+        <w:ind w:start="720" w:hanging="360"/>
+      </w:pPr>
+      <w:rPr>
+        <w:rFonts w:ascii="OpenSymbol" w:hAnsi="OpenSymbol" w:cs="OpenSymbol" w:hint="default"/>
+      </w:rPr>
+    </w:lvl>
+    <w:lvl w:ilvl="1">
+      <w:start w:val="1"/>
+      <w:numFmt w:val="bullet"/>
+      <w:lvlText w:val="-"/>
+      <w:lvlJc w:val="start"/>
+      <w:pPr>
+        <w:tabs>
+          <w:tab w:val="num" w:pos="1080"/>
+        </w:tabs>
+        <w:ind w:start="1080" w:hanging="360"/>
+      </w:pPr>
+      <w:rPr>
+        <w:rFonts w:ascii="OpenSymbol" w:hAnsi="OpenSymbol" w:cs="OpenSymbol" w:hint="default"/>
+      </w:rPr>
+    </w:lvl>
+    <w:lvl w:ilvl="2">
+      <w:start w:val="1"/>
+      <w:numFmt w:val="bullet"/>
+      <w:lvlText w:val="-"/>
+      <w:lvlJc w:val="start"/>
+      <w:pPr>
+        <w:tabs>
+          <w:tab w:val="num" w:pos="1440"/>
+        </w:tabs>
+        <w:ind w:start="1440" w:hanging="360"/>
+      </w:pPr>
+      <w:rPr>
+        <w:rFonts w:ascii="OpenSymbol" w:hAnsi="OpenSymbol" w:cs="OpenSymbol" w:hint="default"/>
+      </w:rPr>
+    </w:lvl>
+    <w:lvl w:ilvl="3">
+      <w:start w:val="1"/>
+      <w:numFmt w:val="bullet"/>
+      <w:lvlText w:val="-"/>
+      <w:lvlJc w:val="start"/>
+      <w:pPr>
+        <w:tabs>
+          <w:tab w:val="num" w:pos="1800"/>
+        </w:tabs>
+        <w:ind w:start="1800" w:hanging="360"/>
+      </w:pPr>
+      <w:rPr>
+        <w:rFonts w:ascii="OpenSymbol" w:hAnsi="OpenSymbol" w:cs="OpenSymbol" w:hint="default"/>
+      </w:rPr>
+    </w:lvl>
+    <w:lvl w:ilvl="4">
+      <w:start w:val="1"/>
+      <w:numFmt w:val="bullet"/>
+      <w:lvlText w:val="-"/>
+      <w:lvlJc w:val="start"/>
+      <w:pPr>
+        <w:tabs>
+          <w:tab w:val="num" w:pos="2160"/>
+        </w:tabs>
+        <w:ind w:start="2160" w:hanging="360"/>
+      </w:pPr>
+      <w:rPr>
+        <w:rFonts w:ascii="OpenSymbol" w:hAnsi="OpenSymbol" w:cs="OpenSymbol" w:hint="default"/>
+      </w:rPr>
+    </w:lvl>
+    <w:lvl w:ilvl="5">
+      <w:start w:val="1"/>
+      <w:numFmt w:val="bullet"/>
+      <w:lvlText w:val="-"/>
+      <w:lvlJc w:val="start"/>
+      <w:pPr>
+        <w:tabs>
+          <w:tab w:val="num" w:pos="2520"/>
+        </w:tabs>
+        <w:ind w:start="2520" w:hanging="360"/>
+      </w:pPr>
+      <w:rPr>
+        <w:rFonts w:ascii="OpenSymbol" w:hAnsi="OpenSymbol" w:cs="OpenSymbol" w:hint="default"/>
+      </w:rPr>
+    </w:lvl>
+    <w:lvl w:ilvl="6">
+      <w:start w:val="1"/>
+      <w:numFmt w:val="bullet"/>
+      <w:lvlText w:val="-"/>
+      <w:lvlJc w:val="start"/>
+      <w:pPr>
+        <w:tabs>
+          <w:tab w:val="num" w:pos="2880"/>
+        </w:tabs>
+        <w:ind w:start="2880" w:hanging="360"/>
+      </w:pPr>
+      <w:rPr>
+        <w:rFonts w:ascii="OpenSymbol" w:hAnsi="OpenSymbol" w:cs="OpenSymbol" w:hint="default"/>
+      </w:rPr>
+    </w:lvl>
+    <w:lvl w:ilvl="7">
+      <w:start w:val="1"/>
+      <w:numFmt w:val="bullet"/>
+      <w:lvlText w:val="-"/>
+      <w:lvlJc w:val="start"/>
+      <w:pPr>
+        <w:tabs>
+          <w:tab w:val="num" w:pos="3240"/>
+        </w:tabs>
+        <w:ind w:start="3240" w:hanging="360"/>
+      </w:pPr>
+      <w:rPr>
+        <w:rFonts w:ascii="OpenSymbol" w:hAnsi="OpenSymbol" w:cs="OpenSymbol" w:hint="default"/>
+      </w:rPr>
+    </w:lvl>
+    <w:lvl w:ilvl="8">
+      <w:start w:val="1"/>
+      <w:numFmt w:val="bullet"/>
+      <w:lvlText w:val="-"/>
+      <w:lvlJc w:val="start"/>
+      <w:pPr>
+        <w:tabs>
+          <w:tab w:val="num" w:pos="3600"/>
+        </w:tabs>
+        <w:ind w:start="3600" w:hanging="360"/>
+      </w:pPr>
+      <w:rPr>
+        <w:rFonts w:ascii="OpenSymbol" w:hAnsi="OpenSymbol" w:cs="OpenSymbol" w:hint="default"/>
+      </w:rPr>
+    </w:lvl>
+  </w:abstractNum>
+  <w:abstractNum w:abstractNumId="23">
+    <w:lvl w:ilvl="0">
+      <w:start w:val="1"/>
+      <w:numFmt w:val="bullet"/>
+      <w:lvlText w:val="-"/>
+      <w:lvlJc w:val="start"/>
+      <w:pPr>
+        <w:tabs>
+          <w:tab w:val="num" w:pos="720"/>
+        </w:tabs>
+        <w:ind w:start="720" w:hanging="360"/>
+      </w:pPr>
+      <w:rPr>
+        <w:rFonts w:ascii="OpenSymbol" w:hAnsi="OpenSymbol" w:cs="OpenSymbol" w:hint="default"/>
+      </w:rPr>
+    </w:lvl>
+    <w:lvl w:ilvl="1">
+      <w:start w:val="1"/>
+      <w:numFmt w:val="bullet"/>
+      <w:lvlText w:val="-"/>
+      <w:lvlJc w:val="start"/>
+      <w:pPr>
+        <w:tabs>
+          <w:tab w:val="num" w:pos="1080"/>
+        </w:tabs>
+        <w:ind w:start="1080" w:hanging="360"/>
+      </w:pPr>
+      <w:rPr>
+        <w:rFonts w:ascii="OpenSymbol" w:hAnsi="OpenSymbol" w:cs="OpenSymbol" w:hint="default"/>
+      </w:rPr>
+    </w:lvl>
+    <w:lvl w:ilvl="2">
+      <w:start w:val="1"/>
+      <w:numFmt w:val="bullet"/>
+      <w:lvlText w:val="-"/>
+      <w:lvlJc w:val="start"/>
+      <w:pPr>
+        <w:tabs>
+          <w:tab w:val="num" w:pos="1440"/>
+        </w:tabs>
+        <w:ind w:start="1440" w:hanging="360"/>
+      </w:pPr>
+      <w:rPr>
+        <w:rFonts w:ascii="OpenSymbol" w:hAnsi="OpenSymbol" w:cs="OpenSymbol" w:hint="default"/>
+      </w:rPr>
+    </w:lvl>
+    <w:lvl w:ilvl="3">
+      <w:start w:val="1"/>
+      <w:numFmt w:val="bullet"/>
+      <w:lvlText w:val="-"/>
+      <w:lvlJc w:val="start"/>
+      <w:pPr>
+        <w:tabs>
+          <w:tab w:val="num" w:pos="1800"/>
+        </w:tabs>
+        <w:ind w:start="1800" w:hanging="360"/>
+      </w:pPr>
+      <w:rPr>
+        <w:rFonts w:ascii="OpenSymbol" w:hAnsi="OpenSymbol" w:cs="OpenSymbol" w:hint="default"/>
+      </w:rPr>
+    </w:lvl>
+    <w:lvl w:ilvl="4">
+      <w:start w:val="1"/>
+      <w:numFmt w:val="bullet"/>
+      <w:lvlText w:val="-"/>
+      <w:lvlJc w:val="start"/>
+      <w:pPr>
+        <w:tabs>
+          <w:tab w:val="num" w:pos="2160"/>
+        </w:tabs>
+        <w:ind w:start="2160" w:hanging="360"/>
+      </w:pPr>
+      <w:rPr>
+        <w:rFonts w:ascii="OpenSymbol" w:hAnsi="OpenSymbol" w:cs="OpenSymbol" w:hint="default"/>
+      </w:rPr>
+    </w:lvl>
+    <w:lvl w:ilvl="5">
+      <w:start w:val="1"/>
+      <w:numFmt w:val="bullet"/>
+      <w:lvlText w:val="-"/>
+      <w:lvlJc w:val="start"/>
+      <w:pPr>
+        <w:tabs>
+          <w:tab w:val="num" w:pos="2520"/>
+        </w:tabs>
+        <w:ind w:start="2520" w:hanging="360"/>
+      </w:pPr>
+      <w:rPr>
+        <w:rFonts w:ascii="OpenSymbol" w:hAnsi="OpenSymbol" w:cs="OpenSymbol" w:hint="default"/>
+      </w:rPr>
+    </w:lvl>
+    <w:lvl w:ilvl="6">
+      <w:start w:val="1"/>
+      <w:numFmt w:val="bullet"/>
+      <w:lvlText w:val="-"/>
+      <w:lvlJc w:val="start"/>
+      <w:pPr>
+        <w:tabs>
+          <w:tab w:val="num" w:pos="2880"/>
+        </w:tabs>
+        <w:ind w:start="2880" w:hanging="360"/>
+      </w:pPr>
+      <w:rPr>
+        <w:rFonts w:ascii="OpenSymbol" w:hAnsi="OpenSymbol" w:cs="OpenSymbol" w:hint="default"/>
+      </w:rPr>
+    </w:lvl>
+    <w:lvl w:ilvl="7">
+      <w:start w:val="1"/>
+      <w:numFmt w:val="bullet"/>
+      <w:lvlText w:val="-"/>
+      <w:lvlJc w:val="start"/>
+      <w:pPr>
+        <w:tabs>
+          <w:tab w:val="num" w:pos="3240"/>
+        </w:tabs>
+        <w:ind w:start="3240" w:hanging="360"/>
+      </w:pPr>
+      <w:rPr>
+        <w:rFonts w:ascii="OpenSymbol" w:hAnsi="OpenSymbol" w:cs="OpenSymbol" w:hint="default"/>
+      </w:rPr>
+    </w:lvl>
+    <w:lvl w:ilvl="8">
+      <w:start w:val="1"/>
+      <w:numFmt w:val="bullet"/>
+      <w:lvlText w:val="-"/>
+      <w:lvlJc w:val="start"/>
+      <w:pPr>
+        <w:tabs>
+          <w:tab w:val="num" w:pos="3600"/>
+        </w:tabs>
+        <w:ind w:start="3600" w:hanging="360"/>
+      </w:pPr>
+      <w:rPr>
+        <w:rFonts w:ascii="OpenSymbol" w:hAnsi="OpenSymbol" w:cs="OpenSymbol" w:hint="default"/>
+      </w:rPr>
+    </w:lvl>
+  </w:abstractNum>
+  <w:abstractNum w:abstractNumId="24">
+    <w:lvl w:ilvl="0">
+      <w:start w:val="1"/>
+      <w:numFmt w:val="bullet"/>
+      <w:lvlText w:val="-"/>
+      <w:lvlJc w:val="start"/>
+      <w:pPr>
+        <w:tabs>
+          <w:tab w:val="num" w:pos="720"/>
+        </w:tabs>
+        <w:ind w:start="720" w:hanging="360"/>
+      </w:pPr>
+      <w:rPr>
+        <w:rFonts w:ascii="OpenSymbol" w:hAnsi="OpenSymbol" w:cs="OpenSymbol" w:hint="default"/>
+      </w:rPr>
+    </w:lvl>
+    <w:lvl w:ilvl="1">
+      <w:start w:val="1"/>
+      <w:numFmt w:val="bullet"/>
+      <w:lvlText w:val="-"/>
+      <w:lvlJc w:val="start"/>
+      <w:pPr>
+        <w:tabs>
+          <w:tab w:val="num" w:pos="1080"/>
+        </w:tabs>
+        <w:ind w:start="1080" w:hanging="360"/>
+      </w:pPr>
+      <w:rPr>
+        <w:rFonts w:ascii="OpenSymbol" w:hAnsi="OpenSymbol" w:cs="OpenSymbol" w:hint="default"/>
+      </w:rPr>
+    </w:lvl>
+    <w:lvl w:ilvl="2">
+      <w:start w:val="1"/>
+      <w:numFmt w:val="bullet"/>
+      <w:lvlText w:val="-"/>
+      <w:lvlJc w:val="start"/>
+      <w:pPr>
+        <w:tabs>
+          <w:tab w:val="num" w:pos="1440"/>
+        </w:tabs>
+        <w:ind w:start="1440" w:hanging="360"/>
+      </w:pPr>
+      <w:rPr>
+        <w:rFonts w:ascii="OpenSymbol" w:hAnsi="OpenSymbol" w:cs="OpenSymbol" w:hint="default"/>
+      </w:rPr>
+    </w:lvl>
+    <w:lvl w:ilvl="3">
+      <w:start w:val="1"/>
+      <w:numFmt w:val="bullet"/>
+      <w:lvlText w:val="-"/>
+      <w:lvlJc w:val="start"/>
+      <w:pPr>
+        <w:tabs>
+          <w:tab w:val="num" w:pos="1800"/>
+        </w:tabs>
+        <w:ind w:start="1800" w:hanging="360"/>
+      </w:pPr>
+      <w:rPr>
+        <w:rFonts w:ascii="OpenSymbol" w:hAnsi="OpenSymbol" w:cs="OpenSymbol" w:hint="default"/>
+      </w:rPr>
+    </w:lvl>
+    <w:lvl w:ilvl="4">
+      <w:start w:val="1"/>
+      <w:numFmt w:val="bullet"/>
+      <w:lvlText w:val="-"/>
+      <w:lvlJc w:val="start"/>
+      <w:pPr>
+        <w:tabs>
+          <w:tab w:val="num" w:pos="2160"/>
+        </w:tabs>
+        <w:ind w:start="2160" w:hanging="360"/>
+      </w:pPr>
+      <w:rPr>
+        <w:rFonts w:ascii="OpenSymbol" w:hAnsi="OpenSymbol" w:cs="OpenSymbol" w:hint="default"/>
+      </w:rPr>
+    </w:lvl>
+    <w:lvl w:ilvl="5">
+      <w:start w:val="1"/>
+      <w:numFmt w:val="bullet"/>
+      <w:lvlText w:val="-"/>
+      <w:lvlJc w:val="start"/>
+      <w:pPr>
+        <w:tabs>
+          <w:tab w:val="num" w:pos="2520"/>
+        </w:tabs>
+        <w:ind w:start="2520" w:hanging="360"/>
+      </w:pPr>
+      <w:rPr>
+        <w:rFonts w:ascii="OpenSymbol" w:hAnsi="OpenSymbol" w:cs="OpenSymbol" w:hint="default"/>
+      </w:rPr>
+    </w:lvl>
+    <w:lvl w:ilvl="6">
+      <w:start w:val="1"/>
+      <w:numFmt w:val="bullet"/>
+      <w:lvlText w:val="-"/>
+      <w:lvlJc w:val="start"/>
+      <w:pPr>
+        <w:tabs>
+          <w:tab w:val="num" w:pos="2880"/>
+        </w:tabs>
+        <w:ind w:start="2880" w:hanging="360"/>
+      </w:pPr>
+      <w:rPr>
+        <w:rFonts w:ascii="OpenSymbol" w:hAnsi="OpenSymbol" w:cs="OpenSymbol" w:hint="default"/>
+      </w:rPr>
+    </w:lvl>
+    <w:lvl w:ilvl="7">
+      <w:start w:val="1"/>
+      <w:numFmt w:val="bullet"/>
+      <w:lvlText w:val="-"/>
+      <w:lvlJc w:val="start"/>
+      <w:pPr>
+        <w:tabs>
+          <w:tab w:val="num" w:pos="3240"/>
+        </w:tabs>
+        <w:ind w:start="3240" w:hanging="360"/>
+      </w:pPr>
+      <w:rPr>
+        <w:rFonts w:ascii="OpenSymbol" w:hAnsi="OpenSymbol" w:cs="OpenSymbol" w:hint="default"/>
+      </w:rPr>
+    </w:lvl>
+    <w:lvl w:ilvl="8">
+      <w:start w:val="1"/>
+      <w:numFmt w:val="bullet"/>
+      <w:lvlText w:val="-"/>
+      <w:lvlJc w:val="start"/>
+      <w:pPr>
+        <w:tabs>
+          <w:tab w:val="num" w:pos="3600"/>
+        </w:tabs>
+        <w:ind w:start="3600" w:hanging="360"/>
+      </w:pPr>
+      <w:rPr>
+        <w:rFonts w:ascii="OpenSymbol" w:hAnsi="OpenSymbol" w:cs="OpenSymbol" w:hint="default"/>
+      </w:rPr>
+    </w:lvl>
+  </w:abstractNum>
+  <w:abstractNum w:abstractNumId="25">
     <w:lvl w:ilvl="0">
       <w:start w:val="1"/>
       <w:numFmt w:val="none"/>
@@ -6137,6 +7947,42 @@
   <w:num w:numId="13">
     <w:abstractNumId w:val="13"/>
   </w:num>
+  <w:num w:numId="14">
+    <w:abstractNumId w:val="14"/>
+  </w:num>
+  <w:num w:numId="15">
+    <w:abstractNumId w:val="15"/>
+  </w:num>
+  <w:num w:numId="16">
+    <w:abstractNumId w:val="16"/>
+  </w:num>
+  <w:num w:numId="17">
+    <w:abstractNumId w:val="17"/>
+  </w:num>
+  <w:num w:numId="18">
+    <w:abstractNumId w:val="18"/>
+  </w:num>
+  <w:num w:numId="19">
+    <w:abstractNumId w:val="19"/>
+  </w:num>
+  <w:num w:numId="20">
+    <w:abstractNumId w:val="20"/>
+  </w:num>
+  <w:num w:numId="21">
+    <w:abstractNumId w:val="21"/>
+  </w:num>
+  <w:num w:numId="22">
+    <w:abstractNumId w:val="22"/>
+  </w:num>
+  <w:num w:numId="23">
+    <w:abstractNumId w:val="23"/>
+  </w:num>
+  <w:num w:numId="24">
+    <w:abstractNumId w:val="24"/>
+  </w:num>
+  <w:num w:numId="25">
+    <w:abstractNumId w:val="25"/>
+  </w:num>
 </w:numbering>
 </file>
 
@@ -6177,12 +8023,17 @@
       <w:lang w:val="es-ES" w:eastAsia="zh-CN" w:bidi="hi-IN"/>
     </w:rPr>
   </w:style>
-  <w:style w:type="character" w:styleId="Bolosuser">
-    <w:name w:val="Bolos (user)"/>
+  <w:style w:type="character" w:styleId="Bolos">
+    <w:name w:val="Bolos"/>
     <w:qFormat/>
     <w:rPr>
       <w:rFonts w:ascii="OpenSymbol" w:hAnsi="OpenSymbol" w:eastAsia="OpenSymbol" w:cs="OpenSymbol"/>
     </w:rPr>
+  </w:style>
+  <w:style w:type="character" w:styleId="Smbolosdenumeracin">
+    <w:name w:val="Símbolos de numeración"/>
+    <w:qFormat/>
+    <w:rPr/>
   </w:style>
   <w:style w:type="paragraph" w:styleId="Ttulo">
     <w:name w:val="Título"/>
@@ -6268,8 +8119,8 @@
       <w:rFonts w:cs="Lucida Sans"/>
     </w:rPr>
   </w:style>
-  <w:style w:type="paragraph" w:styleId="Cabeceraypieuser">
-    <w:name w:val="Cabecera y pie (user)"/>
+  <w:style w:type="paragraph" w:styleId="Cabeceraypie">
+    <w:name w:val="Cabecera y pie"/>
     <w:basedOn w:val="Normal"/>
     <w:qFormat/>
     <w:pPr>
@@ -6282,8 +8133,8 @@
     </w:pPr>
     <w:rPr/>
   </w:style>
-  <w:style w:type="paragraph" w:styleId="Cabeceraypie">
-    <w:name w:val="Cabecera y pie"/>
+  <w:style w:type="paragraph" w:styleId="Cabeceraypieuser">
+    <w:name w:val="Cabecera y pie (user)"/>
     <w:basedOn w:val="Normal"/>
     <w:qFormat/>
     <w:pPr/>
@@ -6291,7 +8142,15 @@
   </w:style>
   <w:style w:type="paragraph" w:styleId="Footer">
     <w:name w:val="footer"/>
-    <w:basedOn w:val="Cabeceraypieuser"/>
+    <w:basedOn w:val="Cabeceraypie"/>
+    <w:pPr>
+      <w:suppressLineNumbers/>
+    </w:pPr>
+    <w:rPr/>
+  </w:style>
+  <w:style w:type="paragraph" w:styleId="Header">
+    <w:name w:val="header"/>
+    <w:basedOn w:val="Cabeceraypie"/>
     <w:pPr>
       <w:suppressLineNumbers/>
     </w:pPr>

--- a/2-Data_Analysis/EDA/Memoria EDA_Social Media Addiction_OFG.docx
+++ b/2-Data_Analysis/EDA/Memoria EDA_Social Media Addiction_OFG.docx
@@ -1163,7 +1163,11 @@
       </w:pPr>
       <w:r>
         <w:rPr/>
-        <w:t>Si el dataset requiere imputación</w:t>
+        <w:t xml:space="preserve">Si el dataset requiere imputación </w:t>
+      </w:r>
+      <w:r>
+        <w:rPr/>
+        <w:t>(por datos faltantes)</w:t>
       </w:r>
     </w:p>
     <w:p>
@@ -8023,15 +8027,15 @@
       <w:lang w:val="es-ES" w:eastAsia="zh-CN" w:bidi="hi-IN"/>
     </w:rPr>
   </w:style>
-  <w:style w:type="character" w:styleId="Bolos">
-    <w:name w:val="Bolos"/>
+  <w:style w:type="character" w:styleId="Bolosuser">
+    <w:name w:val="Bolos (user)"/>
     <w:qFormat/>
     <w:rPr>
       <w:rFonts w:ascii="OpenSymbol" w:hAnsi="OpenSymbol" w:eastAsia="OpenSymbol" w:cs="OpenSymbol"/>
     </w:rPr>
   </w:style>
-  <w:style w:type="character" w:styleId="Smbolosdenumeracin">
-    <w:name w:val="Símbolos de numeración"/>
+  <w:style w:type="character" w:styleId="Smbolosdenumeracinuser">
+    <w:name w:val="Símbolos de numeración (user)"/>
     <w:qFormat/>
     <w:rPr/>
   </w:style>
@@ -8119,8 +8123,8 @@
       <w:rFonts w:cs="Lucida Sans"/>
     </w:rPr>
   </w:style>
-  <w:style w:type="paragraph" w:styleId="Cabeceraypie">
-    <w:name w:val="Cabecera y pie"/>
+  <w:style w:type="paragraph" w:styleId="Cabeceraypieuser">
+    <w:name w:val="Cabecera y pie (user)"/>
     <w:basedOn w:val="Normal"/>
     <w:qFormat/>
     <w:pPr>
@@ -8133,8 +8137,8 @@
     </w:pPr>
     <w:rPr/>
   </w:style>
-  <w:style w:type="paragraph" w:styleId="Cabeceraypieuser">
-    <w:name w:val="Cabecera y pie (user)"/>
+  <w:style w:type="paragraph" w:styleId="Cabeceraypie">
+    <w:name w:val="Cabecera y pie"/>
     <w:basedOn w:val="Normal"/>
     <w:qFormat/>
     <w:pPr/>
@@ -8142,7 +8146,7 @@
   </w:style>
   <w:style w:type="paragraph" w:styleId="Footer">
     <w:name w:val="footer"/>
-    <w:basedOn w:val="Cabeceraypie"/>
+    <w:basedOn w:val="Cabeceraypieuser"/>
     <w:pPr>
       <w:suppressLineNumbers/>
     </w:pPr>
@@ -8150,7 +8154,7 @@
   </w:style>
   <w:style w:type="paragraph" w:styleId="Header">
     <w:name w:val="header"/>
-    <w:basedOn w:val="Cabeceraypie"/>
+    <w:basedOn w:val="Cabeceraypieuser"/>
     <w:pPr>
       <w:suppressLineNumbers/>
     </w:pPr>
